--- a/docs/database.docx
+++ b/docs/database.docx
@@ -17,6 +17,7 @@
     </w:p>
     <w:tbl>
       <w:tblPr>
+        <w:tblStyle w:val="3"/>
         <w:tblW w:w="0" w:type="auto"/>
         <w:tblInd w:w="0" w:type="dxa"/>
         <w:tblBorders>
@@ -27,7 +28,7 @@
           <w:insideH w:val="none" w:color="auto" w:sz="0" w:space="0"/>
           <w:insideV w:val="none" w:color="auto" w:sz="0" w:space="0"/>
         </w:tblBorders>
-        <w:shd w:val="clear"/>
+        <w:shd w:val="clear" w:color="auto" w:fill="auto"/>
         <w:tblLayout w:type="autofit"/>
         <w:tblCellMar>
           <w:top w:w="17" w:type="dxa"/>
@@ -51,6 +52,7 @@
             <w:insideH w:val="none" w:color="auto" w:sz="0" w:space="0"/>
             <w:insideV w:val="none" w:color="auto" w:sz="0" w:space="0"/>
           </w:tblBorders>
+          <w:shd w:val="clear" w:color="auto" w:fill="auto"/>
           <w:tblCellMar>
             <w:top w:w="17" w:type="dxa"/>
             <w:left w:w="17" w:type="dxa"/>
@@ -193,6 +195,7 @@
             <w:insideH w:val="none" w:color="auto" w:sz="0" w:space="0"/>
             <w:insideV w:val="none" w:color="auto" w:sz="0" w:space="0"/>
           </w:tblBorders>
+          <w:shd w:val="clear" w:color="auto" w:fill="auto"/>
           <w:tblCellMar>
             <w:top w:w="17" w:type="dxa"/>
             <w:left w:w="17" w:type="dxa"/>
@@ -325,6 +328,7 @@
             <w:insideH w:val="none" w:color="auto" w:sz="0" w:space="0"/>
             <w:insideV w:val="none" w:color="auto" w:sz="0" w:space="0"/>
           </w:tblBorders>
+          <w:shd w:val="clear" w:color="auto" w:fill="auto"/>
           <w:tblCellMar>
             <w:top w:w="17" w:type="dxa"/>
             <w:left w:w="17" w:type="dxa"/>
@@ -457,7 +461,7 @@
             <w:insideH w:val="none" w:color="auto" w:sz="0" w:space="0"/>
             <w:insideV w:val="none" w:color="auto" w:sz="0" w:space="0"/>
           </w:tblBorders>
-          <w:shd w:val="clear"/>
+          <w:shd w:val="clear" w:color="auto" w:fill="auto"/>
           <w:tblCellMar>
             <w:top w:w="17" w:type="dxa"/>
             <w:left w:w="17" w:type="dxa"/>
@@ -590,6 +594,7 @@
             <w:insideH w:val="none" w:color="auto" w:sz="0" w:space="0"/>
             <w:insideV w:val="none" w:color="auto" w:sz="0" w:space="0"/>
           </w:tblBorders>
+          <w:shd w:val="clear" w:color="auto" w:fill="auto"/>
           <w:tblCellMar>
             <w:top w:w="17" w:type="dxa"/>
             <w:left w:w="17" w:type="dxa"/>
@@ -722,6 +727,7 @@
             <w:insideH w:val="none" w:color="auto" w:sz="0" w:space="0"/>
             <w:insideV w:val="none" w:color="auto" w:sz="0" w:space="0"/>
           </w:tblBorders>
+          <w:shd w:val="clear" w:color="auto" w:fill="auto"/>
           <w:tblCellMar>
             <w:top w:w="17" w:type="dxa"/>
             <w:left w:w="17" w:type="dxa"/>
@@ -854,7 +860,7 @@
             <w:insideH w:val="none" w:color="auto" w:sz="0" w:space="0"/>
             <w:insideV w:val="none" w:color="auto" w:sz="0" w:space="0"/>
           </w:tblBorders>
-          <w:shd w:val="clear"/>
+          <w:shd w:val="clear" w:color="auto" w:fill="auto"/>
           <w:tblCellMar>
             <w:top w:w="17" w:type="dxa"/>
             <w:left w:w="17" w:type="dxa"/>
@@ -987,6 +993,7 @@
             <w:insideH w:val="none" w:color="auto" w:sz="0" w:space="0"/>
             <w:insideV w:val="none" w:color="auto" w:sz="0" w:space="0"/>
           </w:tblBorders>
+          <w:shd w:val="clear" w:color="auto" w:fill="auto"/>
           <w:tblCellMar>
             <w:top w:w="17" w:type="dxa"/>
             <w:left w:w="17" w:type="dxa"/>
@@ -1119,7 +1126,7 @@
             <w:insideH w:val="none" w:color="auto" w:sz="0" w:space="0"/>
             <w:insideV w:val="none" w:color="auto" w:sz="0" w:space="0"/>
           </w:tblBorders>
-          <w:shd w:val="clear"/>
+          <w:shd w:val="clear" w:color="auto" w:fill="auto"/>
           <w:tblCellMar>
             <w:top w:w="17" w:type="dxa"/>
             <w:left w:w="17" w:type="dxa"/>
@@ -1252,6 +1259,7 @@
             <w:insideH w:val="none" w:color="auto" w:sz="0" w:space="0"/>
             <w:insideV w:val="none" w:color="auto" w:sz="0" w:space="0"/>
           </w:tblBorders>
+          <w:shd w:val="clear" w:color="auto" w:fill="auto"/>
           <w:tblCellMar>
             <w:top w:w="17" w:type="dxa"/>
             <w:left w:w="17" w:type="dxa"/>
@@ -1384,6 +1392,7 @@
             <w:insideH w:val="none" w:color="auto" w:sz="0" w:space="0"/>
             <w:insideV w:val="none" w:color="auto" w:sz="0" w:space="0"/>
           </w:tblBorders>
+          <w:shd w:val="clear" w:color="auto" w:fill="auto"/>
           <w:tblCellMar>
             <w:top w:w="17" w:type="dxa"/>
             <w:left w:w="17" w:type="dxa"/>
@@ -1516,6 +1525,7 @@
             <w:insideH w:val="none" w:color="auto" w:sz="0" w:space="0"/>
             <w:insideV w:val="none" w:color="auto" w:sz="0" w:space="0"/>
           </w:tblBorders>
+          <w:shd w:val="clear" w:color="auto" w:fill="auto"/>
           <w:tblCellMar>
             <w:top w:w="17" w:type="dxa"/>
             <w:left w:w="17" w:type="dxa"/>
@@ -1648,6 +1658,7 @@
             <w:insideH w:val="none" w:color="auto" w:sz="0" w:space="0"/>
             <w:insideV w:val="none" w:color="auto" w:sz="0" w:space="0"/>
           </w:tblBorders>
+          <w:shd w:val="clear" w:color="auto" w:fill="auto"/>
           <w:tblCellMar>
             <w:top w:w="17" w:type="dxa"/>
             <w:left w:w="17" w:type="dxa"/>
@@ -1787,6 +1798,7 @@
     </w:p>
     <w:tbl>
       <w:tblPr>
+        <w:tblStyle w:val="3"/>
         <w:tblW w:w="0" w:type="auto"/>
         <w:tblInd w:w="0" w:type="dxa"/>
         <w:tblBorders>
@@ -1797,7 +1809,7 @@
           <w:insideH w:val="none" w:color="auto" w:sz="0" w:space="0"/>
           <w:insideV w:val="none" w:color="auto" w:sz="0" w:space="0"/>
         </w:tblBorders>
-        <w:shd w:val="clear"/>
+        <w:shd w:val="clear" w:color="auto" w:fill="auto"/>
         <w:tblLayout w:type="autofit"/>
         <w:tblCellMar>
           <w:top w:w="17" w:type="dxa"/>
@@ -1821,6 +1833,7 @@
             <w:insideH w:val="none" w:color="auto" w:sz="0" w:space="0"/>
             <w:insideV w:val="none" w:color="auto" w:sz="0" w:space="0"/>
           </w:tblBorders>
+          <w:shd w:val="clear" w:color="auto" w:fill="auto"/>
           <w:tblCellMar>
             <w:top w:w="17" w:type="dxa"/>
             <w:left w:w="17" w:type="dxa"/>
@@ -1963,7 +1976,6 @@
             <w:insideH w:val="none" w:color="auto" w:sz="0" w:space="0"/>
             <w:insideV w:val="none" w:color="auto" w:sz="0" w:space="0"/>
           </w:tblBorders>
-          <w:shd w:val="clear"/>
           <w:tblCellMar>
             <w:top w:w="17" w:type="dxa"/>
             <w:left w:w="17" w:type="dxa"/>
@@ -2111,7 +2123,7 @@
             <w:insideH w:val="none" w:color="auto" w:sz="0" w:space="0"/>
             <w:insideV w:val="none" w:color="auto" w:sz="0" w:space="0"/>
           </w:tblBorders>
-          <w:shd w:val="clear"/>
+          <w:shd w:val="clear" w:color="auto" w:fill="auto"/>
           <w:tblCellMar>
             <w:top w:w="17" w:type="dxa"/>
             <w:left w:w="17" w:type="dxa"/>
@@ -2259,7 +2271,6 @@
             <w:insideH w:val="none" w:color="auto" w:sz="0" w:space="0"/>
             <w:insideV w:val="none" w:color="auto" w:sz="0" w:space="0"/>
           </w:tblBorders>
-          <w:shd w:val="clear"/>
           <w:tblCellMar>
             <w:top w:w="17" w:type="dxa"/>
             <w:left w:w="17" w:type="dxa"/>
@@ -2407,7 +2418,7 @@
             <w:insideH w:val="none" w:color="auto" w:sz="0" w:space="0"/>
             <w:insideV w:val="none" w:color="auto" w:sz="0" w:space="0"/>
           </w:tblBorders>
-          <w:shd w:val="clear"/>
+          <w:shd w:val="clear" w:color="auto" w:fill="auto"/>
           <w:tblCellMar>
             <w:top w:w="17" w:type="dxa"/>
             <w:left w:w="17" w:type="dxa"/>
@@ -2555,7 +2566,7 @@
             <w:insideH w:val="none" w:color="auto" w:sz="0" w:space="0"/>
             <w:insideV w:val="none" w:color="auto" w:sz="0" w:space="0"/>
           </w:tblBorders>
-          <w:shd w:val="clear"/>
+          <w:shd w:val="clear" w:color="auto" w:fill="auto"/>
           <w:tblCellMar>
             <w:top w:w="17" w:type="dxa"/>
             <w:left w:w="17" w:type="dxa"/>
@@ -2703,7 +2714,6 @@
             <w:insideH w:val="none" w:color="auto" w:sz="0" w:space="0"/>
             <w:insideV w:val="none" w:color="auto" w:sz="0" w:space="0"/>
           </w:tblBorders>
-          <w:shd w:val="clear"/>
           <w:tblCellMar>
             <w:top w:w="17" w:type="dxa"/>
             <w:left w:w="17" w:type="dxa"/>
@@ -2851,7 +2861,7 @@
             <w:insideH w:val="none" w:color="auto" w:sz="0" w:space="0"/>
             <w:insideV w:val="none" w:color="auto" w:sz="0" w:space="0"/>
           </w:tblBorders>
-          <w:shd w:val="clear"/>
+          <w:shd w:val="clear" w:color="auto" w:fill="auto"/>
           <w:tblCellMar>
             <w:top w:w="17" w:type="dxa"/>
             <w:left w:w="17" w:type="dxa"/>
@@ -2999,7 +3009,6 @@
             <w:insideH w:val="none" w:color="auto" w:sz="0" w:space="0"/>
             <w:insideV w:val="none" w:color="auto" w:sz="0" w:space="0"/>
           </w:tblBorders>
-          <w:shd w:val="clear"/>
           <w:tblCellMar>
             <w:top w:w="17" w:type="dxa"/>
             <w:left w:w="17" w:type="dxa"/>
@@ -3147,7 +3156,6 @@
             <w:insideH w:val="none" w:color="auto" w:sz="0" w:space="0"/>
             <w:insideV w:val="none" w:color="auto" w:sz="0" w:space="0"/>
           </w:tblBorders>
-          <w:shd w:val="clear"/>
           <w:tblCellMar>
             <w:top w:w="17" w:type="dxa"/>
             <w:left w:w="17" w:type="dxa"/>
@@ -3295,7 +3303,7 @@
             <w:insideH w:val="none" w:color="auto" w:sz="0" w:space="0"/>
             <w:insideV w:val="none" w:color="auto" w:sz="0" w:space="0"/>
           </w:tblBorders>
-          <w:shd w:val="clear"/>
+          <w:shd w:val="clear" w:color="auto" w:fill="auto"/>
           <w:tblCellMar>
             <w:top w:w="17" w:type="dxa"/>
             <w:left w:w="17" w:type="dxa"/>
@@ -3443,7 +3451,7 @@
             <w:insideH w:val="none" w:color="auto" w:sz="0" w:space="0"/>
             <w:insideV w:val="none" w:color="auto" w:sz="0" w:space="0"/>
           </w:tblBorders>
-          <w:shd w:val="clear"/>
+          <w:shd w:val="clear" w:color="auto" w:fill="auto"/>
           <w:tblCellMar>
             <w:top w:w="17" w:type="dxa"/>
             <w:left w:w="17" w:type="dxa"/>
@@ -3591,7 +3599,7 @@
             <w:insideH w:val="none" w:color="auto" w:sz="0" w:space="0"/>
             <w:insideV w:val="none" w:color="auto" w:sz="0" w:space="0"/>
           </w:tblBorders>
-          <w:shd w:val="clear"/>
+          <w:shd w:val="clear" w:color="auto" w:fill="auto"/>
           <w:tblCellMar>
             <w:top w:w="17" w:type="dxa"/>
             <w:left w:w="17" w:type="dxa"/>
@@ -3755,6 +3763,7 @@
     </w:p>
     <w:tbl>
       <w:tblPr>
+        <w:tblStyle w:val="3"/>
         <w:tblW w:w="0" w:type="auto"/>
         <w:tblInd w:w="0" w:type="dxa"/>
         <w:tblBorders>
@@ -3765,7 +3774,7 @@
           <w:insideH w:val="none" w:color="auto" w:sz="0" w:space="0"/>
           <w:insideV w:val="none" w:color="auto" w:sz="0" w:space="0"/>
         </w:tblBorders>
-        <w:shd w:val="clear"/>
+        <w:shd w:val="clear" w:color="auto" w:fill="auto"/>
         <w:tblLayout w:type="autofit"/>
         <w:tblCellMar>
           <w:top w:w="17" w:type="dxa"/>
@@ -3789,7 +3798,7 @@
             <w:insideH w:val="none" w:color="auto" w:sz="0" w:space="0"/>
             <w:insideV w:val="none" w:color="auto" w:sz="0" w:space="0"/>
           </w:tblBorders>
-          <w:shd w:val="clear"/>
+          <w:shd w:val="clear" w:color="auto" w:fill="auto"/>
           <w:tblCellMar>
             <w:top w:w="17" w:type="dxa"/>
             <w:left w:w="17" w:type="dxa"/>
@@ -3932,6 +3941,7 @@
             <w:insideH w:val="none" w:color="auto" w:sz="0" w:space="0"/>
             <w:insideV w:val="none" w:color="auto" w:sz="0" w:space="0"/>
           </w:tblBorders>
+          <w:shd w:val="clear" w:color="auto" w:fill="auto"/>
           <w:tblCellMar>
             <w:top w:w="17" w:type="dxa"/>
             <w:left w:w="17" w:type="dxa"/>
@@ -4064,6 +4074,7 @@
             <w:insideH w:val="none" w:color="auto" w:sz="0" w:space="0"/>
             <w:insideV w:val="none" w:color="auto" w:sz="0" w:space="0"/>
           </w:tblBorders>
+          <w:shd w:val="clear" w:color="auto" w:fill="auto"/>
           <w:tblCellMar>
             <w:top w:w="17" w:type="dxa"/>
             <w:left w:w="17" w:type="dxa"/>
@@ -4196,6 +4207,7 @@
             <w:insideH w:val="none" w:color="auto" w:sz="0" w:space="0"/>
             <w:insideV w:val="none" w:color="auto" w:sz="0" w:space="0"/>
           </w:tblBorders>
+          <w:shd w:val="clear" w:color="auto" w:fill="auto"/>
           <w:tblCellMar>
             <w:top w:w="17" w:type="dxa"/>
             <w:left w:w="17" w:type="dxa"/>
@@ -4328,6 +4340,7 @@
             <w:insideH w:val="none" w:color="auto" w:sz="0" w:space="0"/>
             <w:insideV w:val="none" w:color="auto" w:sz="0" w:space="0"/>
           </w:tblBorders>
+          <w:shd w:val="clear" w:color="auto" w:fill="auto"/>
           <w:tblCellMar>
             <w:top w:w="17" w:type="dxa"/>
             <w:left w:w="17" w:type="dxa"/>
@@ -4460,6 +4473,7 @@
             <w:insideH w:val="none" w:color="auto" w:sz="0" w:space="0"/>
             <w:insideV w:val="none" w:color="auto" w:sz="0" w:space="0"/>
           </w:tblBorders>
+          <w:shd w:val="clear" w:color="auto" w:fill="auto"/>
           <w:tblCellMar>
             <w:top w:w="17" w:type="dxa"/>
             <w:left w:w="17" w:type="dxa"/>
@@ -4592,6 +4606,7 @@
             <w:insideH w:val="none" w:color="auto" w:sz="0" w:space="0"/>
             <w:insideV w:val="none" w:color="auto" w:sz="0" w:space="0"/>
           </w:tblBorders>
+          <w:shd w:val="clear" w:color="auto" w:fill="auto"/>
           <w:tblCellMar>
             <w:top w:w="17" w:type="dxa"/>
             <w:left w:w="17" w:type="dxa"/>
@@ -4737,6 +4752,7 @@
     </w:p>
     <w:tbl>
       <w:tblPr>
+        <w:tblStyle w:val="3"/>
         <w:tblW w:w="0" w:type="auto"/>
         <w:tblInd w:w="0" w:type="dxa"/>
         <w:tblBorders>
@@ -4747,7 +4763,7 @@
           <w:insideH w:val="none" w:color="auto" w:sz="0" w:space="0"/>
           <w:insideV w:val="none" w:color="auto" w:sz="0" w:space="0"/>
         </w:tblBorders>
-        <w:shd w:val="clear"/>
+        <w:shd w:val="clear" w:color="auto" w:fill="auto"/>
         <w:tblLayout w:type="autofit"/>
         <w:tblCellMar>
           <w:top w:w="17" w:type="dxa"/>
@@ -4771,7 +4787,7 @@
             <w:insideH w:val="none" w:color="auto" w:sz="0" w:space="0"/>
             <w:insideV w:val="none" w:color="auto" w:sz="0" w:space="0"/>
           </w:tblBorders>
-          <w:shd w:val="clear"/>
+          <w:shd w:val="clear" w:color="auto" w:fill="auto"/>
           <w:tblCellMar>
             <w:top w:w="17" w:type="dxa"/>
             <w:left w:w="17" w:type="dxa"/>
@@ -4900,6 +4916,564 @@
                 <w:lang w:val="en-US" w:eastAsia="zh-CN" w:bidi="ar"/>
               </w:rPr>
               <w:t>说明</w:t>
+            </w:r>
+          </w:p>
+        </w:tc>
+      </w:tr>
+      <w:tr>
+        <w:tblPrEx>
+          <w:tblBorders>
+            <w:top w:val="none" w:color="auto" w:sz="0" w:space="0"/>
+            <w:left w:val="none" w:color="auto" w:sz="0" w:space="0"/>
+            <w:bottom w:val="none" w:color="auto" w:sz="0" w:space="0"/>
+            <w:right w:val="none" w:color="auto" w:sz="0" w:space="0"/>
+            <w:insideH w:val="none" w:color="auto" w:sz="0" w:space="0"/>
+            <w:insideV w:val="none" w:color="auto" w:sz="0" w:space="0"/>
+          </w:tblBorders>
+          <w:shd w:val="clear" w:color="auto" w:fill="auto"/>
+          <w:tblCellMar>
+            <w:top w:w="17" w:type="dxa"/>
+            <w:left w:w="17" w:type="dxa"/>
+            <w:bottom w:w="17" w:type="dxa"/>
+            <w:right w:w="17" w:type="dxa"/>
+          </w:tblCellMar>
+        </w:tblPrEx>
+        <w:tc>
+          <w:tcPr>
+            <w:tcW w:w="0" w:type="auto"/>
+            <w:tcBorders>
+              <w:top w:val="single" w:color="000000" w:sz="4" w:space="0"/>
+              <w:left w:val="single" w:color="000000" w:sz="4" w:space="0"/>
+              <w:bottom w:val="single" w:color="000000" w:sz="4" w:space="0"/>
+              <w:right w:val="single" w:color="000000" w:sz="4" w:space="0"/>
+            </w:tcBorders>
+            <w:shd w:val="clear" w:color="auto" w:fill="FFFFFF"/>
+            <w:vAlign w:val="center"/>
+          </w:tcPr>
+          <w:p>
+            <w:pPr>
+              <w:keepNext w:val="0"/>
+              <w:keepLines w:val="0"/>
+              <w:widowControl/>
+              <w:suppressLineNumbers w:val="0"/>
+              <w:jc w:val="left"/>
+              <w:rPr>
+                <w:b w:val="0"/>
+                <w:color w:val="000000"/>
+              </w:rPr>
+            </w:pPr>
+            <w:r>
+              <w:rPr>
+                <w:rFonts w:ascii="宋体" w:hAnsi="宋体" w:eastAsia="宋体" w:cs="宋体"/>
+                <w:b w:val="0"/>
+                <w:color w:val="000000"/>
+                <w:kern w:val="0"/>
+                <w:sz w:val="24"/>
+                <w:szCs w:val="24"/>
+                <w:lang w:val="en-US" w:eastAsia="zh-CN" w:bidi="ar"/>
+              </w:rPr>
+              <w:t>id</w:t>
+            </w:r>
+          </w:p>
+        </w:tc>
+        <w:tc>
+          <w:tcPr>
+            <w:tcW w:w="0" w:type="auto"/>
+            <w:tcBorders>
+              <w:top w:val="single" w:color="000000" w:sz="4" w:space="0"/>
+              <w:left w:val="single" w:color="000000" w:sz="4" w:space="0"/>
+              <w:bottom w:val="single" w:color="000000" w:sz="4" w:space="0"/>
+              <w:right w:val="single" w:color="000000" w:sz="4" w:space="0"/>
+            </w:tcBorders>
+            <w:shd w:val="clear" w:color="auto" w:fill="FFFFFF"/>
+            <w:vAlign w:val="center"/>
+          </w:tcPr>
+          <w:p>
+            <w:pPr>
+              <w:keepNext w:val="0"/>
+              <w:keepLines w:val="0"/>
+              <w:widowControl/>
+              <w:suppressLineNumbers w:val="0"/>
+              <w:jc w:val="left"/>
+              <w:rPr>
+                <w:b w:val="0"/>
+                <w:color w:val="000000"/>
+              </w:rPr>
+            </w:pPr>
+            <w:r>
+              <w:rPr>
+                <w:rFonts w:ascii="宋体" w:hAnsi="宋体" w:eastAsia="宋体" w:cs="宋体"/>
+                <w:b w:val="0"/>
+                <w:color w:val="000000"/>
+                <w:kern w:val="0"/>
+                <w:sz w:val="24"/>
+                <w:szCs w:val="24"/>
+                <w:lang w:val="en-US" w:eastAsia="zh-CN" w:bidi="ar"/>
+              </w:rPr>
+              <w:t>BIGINT (PK, AUTO)</w:t>
+            </w:r>
+          </w:p>
+        </w:tc>
+        <w:tc>
+          <w:tcPr>
+            <w:tcW w:w="0" w:type="auto"/>
+            <w:tcBorders>
+              <w:top w:val="single" w:color="000000" w:sz="4" w:space="0"/>
+              <w:left w:val="single" w:color="000000" w:sz="4" w:space="0"/>
+              <w:bottom w:val="single" w:color="000000" w:sz="4" w:space="0"/>
+              <w:right w:val="single" w:color="000000" w:sz="4" w:space="0"/>
+            </w:tcBorders>
+            <w:shd w:val="clear" w:color="auto" w:fill="FFFFFF"/>
+            <w:vAlign w:val="center"/>
+          </w:tcPr>
+          <w:p>
+            <w:pPr>
+              <w:keepNext w:val="0"/>
+              <w:keepLines w:val="0"/>
+              <w:widowControl/>
+              <w:suppressLineNumbers w:val="0"/>
+              <w:jc w:val="left"/>
+              <w:rPr>
+                <w:b w:val="0"/>
+                <w:color w:val="000000"/>
+              </w:rPr>
+            </w:pPr>
+            <w:r>
+              <w:rPr>
+                <w:rFonts w:ascii="宋体" w:hAnsi="宋体" w:eastAsia="宋体" w:cs="宋体"/>
+                <w:b w:val="0"/>
+                <w:color w:val="000000"/>
+                <w:kern w:val="0"/>
+                <w:sz w:val="24"/>
+                <w:szCs w:val="24"/>
+                <w:lang w:val="en-US" w:eastAsia="zh-CN" w:bidi="ar"/>
+              </w:rPr>
+              <w:t>游戏ID</w:t>
+            </w:r>
+          </w:p>
+        </w:tc>
+      </w:tr>
+      <w:tr>
+        <w:tblPrEx>
+          <w:tblBorders>
+            <w:top w:val="none" w:color="auto" w:sz="0" w:space="0"/>
+            <w:left w:val="none" w:color="auto" w:sz="0" w:space="0"/>
+            <w:bottom w:val="none" w:color="auto" w:sz="0" w:space="0"/>
+            <w:right w:val="none" w:color="auto" w:sz="0" w:space="0"/>
+            <w:insideH w:val="none" w:color="auto" w:sz="0" w:space="0"/>
+            <w:insideV w:val="none" w:color="auto" w:sz="0" w:space="0"/>
+          </w:tblBorders>
+          <w:shd w:val="clear" w:color="auto" w:fill="auto"/>
+          <w:tblCellMar>
+            <w:top w:w="17" w:type="dxa"/>
+            <w:left w:w="17" w:type="dxa"/>
+            <w:bottom w:w="17" w:type="dxa"/>
+            <w:right w:w="17" w:type="dxa"/>
+          </w:tblCellMar>
+        </w:tblPrEx>
+        <w:tc>
+          <w:tcPr>
+            <w:tcW w:w="0" w:type="auto"/>
+            <w:tcBorders>
+              <w:top w:val="single" w:color="000000" w:sz="4" w:space="0"/>
+              <w:left w:val="single" w:color="000000" w:sz="4" w:space="0"/>
+              <w:bottom w:val="single" w:color="000000" w:sz="4" w:space="0"/>
+              <w:right w:val="single" w:color="000000" w:sz="4" w:space="0"/>
+            </w:tcBorders>
+            <w:shd w:val="clear" w:color="auto" w:fill="FFFFFF"/>
+            <w:vAlign w:val="center"/>
+          </w:tcPr>
+          <w:p>
+            <w:pPr>
+              <w:keepNext w:val="0"/>
+              <w:keepLines w:val="0"/>
+              <w:widowControl/>
+              <w:suppressLineNumbers w:val="0"/>
+              <w:jc w:val="left"/>
+              <w:rPr>
+                <w:b w:val="0"/>
+                <w:color w:val="000000"/>
+              </w:rPr>
+            </w:pPr>
+            <w:r>
+              <w:rPr>
+                <w:rFonts w:ascii="宋体" w:hAnsi="宋体" w:eastAsia="宋体" w:cs="宋体"/>
+                <w:b w:val="0"/>
+                <w:color w:val="000000"/>
+                <w:kern w:val="0"/>
+                <w:sz w:val="24"/>
+                <w:szCs w:val="24"/>
+                <w:lang w:val="en-US" w:eastAsia="zh-CN" w:bidi="ar"/>
+              </w:rPr>
+              <w:t>room_id</w:t>
+            </w:r>
+          </w:p>
+        </w:tc>
+        <w:tc>
+          <w:tcPr>
+            <w:tcW w:w="0" w:type="auto"/>
+            <w:tcBorders>
+              <w:top w:val="single" w:color="000000" w:sz="4" w:space="0"/>
+              <w:left w:val="single" w:color="000000" w:sz="4" w:space="0"/>
+              <w:bottom w:val="single" w:color="000000" w:sz="4" w:space="0"/>
+              <w:right w:val="single" w:color="000000" w:sz="4" w:space="0"/>
+            </w:tcBorders>
+            <w:shd w:val="clear" w:color="auto" w:fill="FFFFFF"/>
+            <w:vAlign w:val="center"/>
+          </w:tcPr>
+          <w:p>
+            <w:pPr>
+              <w:keepNext w:val="0"/>
+              <w:keepLines w:val="0"/>
+              <w:widowControl/>
+              <w:suppressLineNumbers w:val="0"/>
+              <w:jc w:val="center"/>
+              <w:rPr>
+                <w:b w:val="0"/>
+                <w:color w:val="000000"/>
+              </w:rPr>
+            </w:pPr>
+            <w:r>
+              <w:rPr>
+                <w:rFonts w:ascii="宋体" w:hAnsi="宋体" w:eastAsia="宋体" w:cs="宋体"/>
+                <w:b w:val="0"/>
+                <w:color w:val="000000"/>
+                <w:kern w:val="0"/>
+                <w:sz w:val="24"/>
+                <w:szCs w:val="24"/>
+                <w:lang w:val="en-US" w:eastAsia="zh-CN" w:bidi="ar"/>
+              </w:rPr>
+              <w:t>BIGINT (FK → room)</w:t>
+            </w:r>
+          </w:p>
+        </w:tc>
+        <w:tc>
+          <w:tcPr>
+            <w:tcW w:w="0" w:type="auto"/>
+            <w:tcBorders>
+              <w:top w:val="single" w:color="000000" w:sz="4" w:space="0"/>
+              <w:left w:val="single" w:color="000000" w:sz="4" w:space="0"/>
+              <w:bottom w:val="single" w:color="000000" w:sz="4" w:space="0"/>
+              <w:right w:val="single" w:color="000000" w:sz="4" w:space="0"/>
+            </w:tcBorders>
+            <w:shd w:val="clear" w:color="auto" w:fill="FFFFFF"/>
+            <w:vAlign w:val="center"/>
+          </w:tcPr>
+          <w:p>
+            <w:pPr>
+              <w:keepNext w:val="0"/>
+              <w:keepLines w:val="0"/>
+              <w:widowControl/>
+              <w:suppressLineNumbers w:val="0"/>
+              <w:jc w:val="left"/>
+              <w:rPr>
+                <w:b w:val="0"/>
+                <w:color w:val="000000"/>
+              </w:rPr>
+            </w:pPr>
+            <w:r>
+              <w:rPr>
+                <w:rFonts w:ascii="宋体" w:hAnsi="宋体" w:eastAsia="宋体" w:cs="宋体"/>
+                <w:b w:val="0"/>
+                <w:color w:val="000000"/>
+                <w:kern w:val="0"/>
+                <w:sz w:val="24"/>
+                <w:szCs w:val="24"/>
+                <w:lang w:val="en-US" w:eastAsia="zh-CN" w:bidi="ar"/>
+              </w:rPr>
+              <w:t>所属房间ID</w:t>
+            </w:r>
+          </w:p>
+        </w:tc>
+      </w:tr>
+      <w:tr>
+        <w:tblPrEx>
+          <w:tblBorders>
+            <w:top w:val="none" w:color="auto" w:sz="0" w:space="0"/>
+            <w:left w:val="none" w:color="auto" w:sz="0" w:space="0"/>
+            <w:bottom w:val="none" w:color="auto" w:sz="0" w:space="0"/>
+            <w:right w:val="none" w:color="auto" w:sz="0" w:space="0"/>
+            <w:insideH w:val="none" w:color="auto" w:sz="0" w:space="0"/>
+            <w:insideV w:val="none" w:color="auto" w:sz="0" w:space="0"/>
+          </w:tblBorders>
+          <w:shd w:val="clear" w:color="auto" w:fill="auto"/>
+          <w:tblCellMar>
+            <w:top w:w="17" w:type="dxa"/>
+            <w:left w:w="17" w:type="dxa"/>
+            <w:bottom w:w="17" w:type="dxa"/>
+            <w:right w:w="17" w:type="dxa"/>
+          </w:tblCellMar>
+        </w:tblPrEx>
+        <w:tc>
+          <w:tcPr>
+            <w:tcW w:w="0" w:type="auto"/>
+            <w:tcBorders>
+              <w:top w:val="single" w:color="000000" w:sz="4" w:space="0"/>
+              <w:left w:val="single" w:color="000000" w:sz="4" w:space="0"/>
+              <w:bottom w:val="single" w:color="000000" w:sz="4" w:space="0"/>
+              <w:right w:val="single" w:color="000000" w:sz="4" w:space="0"/>
+            </w:tcBorders>
+            <w:shd w:val="clear" w:color="auto" w:fill="FFFFFF"/>
+            <w:vAlign w:val="center"/>
+          </w:tcPr>
+          <w:p>
+            <w:pPr>
+              <w:keepNext w:val="0"/>
+              <w:keepLines w:val="0"/>
+              <w:widowControl/>
+              <w:suppressLineNumbers w:val="0"/>
+              <w:jc w:val="left"/>
+              <w:rPr>
+                <w:b w:val="0"/>
+                <w:color w:val="000000"/>
+              </w:rPr>
+            </w:pPr>
+            <w:r>
+              <w:rPr>
+                <w:rFonts w:ascii="宋体" w:hAnsi="宋体" w:eastAsia="宋体" w:cs="宋体"/>
+                <w:b w:val="0"/>
+                <w:color w:val="000000"/>
+                <w:kern w:val="0"/>
+                <w:sz w:val="24"/>
+                <w:szCs w:val="24"/>
+                <w:lang w:val="en-US" w:eastAsia="zh-CN" w:bidi="ar"/>
+              </w:rPr>
+              <w:t>game_mode</w:t>
+            </w:r>
+          </w:p>
+        </w:tc>
+        <w:tc>
+          <w:tcPr>
+            <w:tcW w:w="0" w:type="auto"/>
+            <w:tcBorders>
+              <w:top w:val="single" w:color="000000" w:sz="4" w:space="0"/>
+              <w:left w:val="single" w:color="000000" w:sz="4" w:space="0"/>
+              <w:bottom w:val="single" w:color="000000" w:sz="4" w:space="0"/>
+              <w:right w:val="single" w:color="000000" w:sz="4" w:space="0"/>
+            </w:tcBorders>
+            <w:shd w:val="clear" w:color="auto" w:fill="FFFFFF"/>
+            <w:vAlign w:val="center"/>
+          </w:tcPr>
+          <w:p>
+            <w:pPr>
+              <w:keepNext w:val="0"/>
+              <w:keepLines w:val="0"/>
+              <w:widowControl/>
+              <w:suppressLineNumbers w:val="0"/>
+              <w:jc w:val="left"/>
+              <w:rPr>
+                <w:b w:val="0"/>
+                <w:color w:val="000000"/>
+              </w:rPr>
+            </w:pPr>
+            <w:r>
+              <w:rPr>
+                <w:rFonts w:ascii="宋体" w:hAnsi="宋体" w:eastAsia="宋体" w:cs="宋体"/>
+                <w:b w:val="0"/>
+                <w:color w:val="000000"/>
+                <w:kern w:val="0"/>
+                <w:sz w:val="24"/>
+                <w:szCs w:val="24"/>
+                <w:lang w:val="en-US" w:eastAsia="zh-CN" w:bidi="ar"/>
+              </w:rPr>
+              <w:t>VARCHAR(10)</w:t>
+            </w:r>
+          </w:p>
+        </w:tc>
+        <w:tc>
+          <w:tcPr>
+            <w:tcW w:w="0" w:type="auto"/>
+            <w:tcBorders>
+              <w:top w:val="single" w:color="000000" w:sz="4" w:space="0"/>
+              <w:left w:val="single" w:color="000000" w:sz="4" w:space="0"/>
+              <w:bottom w:val="single" w:color="000000" w:sz="4" w:space="0"/>
+              <w:right w:val="single" w:color="000000" w:sz="4" w:space="0"/>
+            </w:tcBorders>
+            <w:shd w:val="clear" w:color="auto" w:fill="FFFFFF"/>
+            <w:vAlign w:val="center"/>
+          </w:tcPr>
+          <w:p>
+            <w:pPr>
+              <w:keepNext w:val="0"/>
+              <w:keepLines w:val="0"/>
+              <w:widowControl/>
+              <w:suppressLineNumbers w:val="0"/>
+              <w:jc w:val="left"/>
+              <w:rPr>
+                <w:b w:val="0"/>
+                <w:color w:val="000000"/>
+              </w:rPr>
+            </w:pPr>
+            <w:r>
+              <w:rPr>
+                <w:rStyle w:val="5"/>
+                <w:rFonts w:ascii="宋体" w:hAnsi="宋体" w:eastAsia="宋体" w:cs="宋体"/>
+                <w:b w:val="0"/>
+                <w:color w:val="000000"/>
+                <w:kern w:val="0"/>
+                <w:sz w:val="24"/>
+                <w:szCs w:val="24"/>
+                <w:lang w:val="en-US" w:eastAsia="zh-CN" w:bidi="ar"/>
+              </w:rPr>
+              <w:t>single</w:t>
+            </w:r>
+            <w:r>
+              <w:rPr>
+                <w:rFonts w:ascii="宋体" w:hAnsi="宋体" w:eastAsia="宋体" w:cs="宋体"/>
+                <w:b w:val="0"/>
+                <w:color w:val="000000"/>
+                <w:kern w:val="0"/>
+                <w:sz w:val="24"/>
+                <w:szCs w:val="24"/>
+                <w:lang w:val="en-US" w:eastAsia="zh-CN" w:bidi="ar"/>
+              </w:rPr>
+              <w:t xml:space="preserve"> / </w:t>
+            </w:r>
+            <w:r>
+              <w:rPr>
+                <w:rStyle w:val="5"/>
+                <w:rFonts w:ascii="宋体" w:hAnsi="宋体" w:eastAsia="宋体" w:cs="宋体"/>
+                <w:b w:val="0"/>
+                <w:color w:val="000000"/>
+                <w:kern w:val="0"/>
+                <w:sz w:val="24"/>
+                <w:szCs w:val="24"/>
+                <w:lang w:val="en-US" w:eastAsia="zh-CN" w:bidi="ar"/>
+              </w:rPr>
+              <w:t>multi</w:t>
+            </w:r>
+          </w:p>
+        </w:tc>
+      </w:tr>
+      <w:tr>
+        <w:tblPrEx>
+          <w:tblBorders>
+            <w:top w:val="none" w:color="auto" w:sz="0" w:space="0"/>
+            <w:left w:val="none" w:color="auto" w:sz="0" w:space="0"/>
+            <w:bottom w:val="none" w:color="auto" w:sz="0" w:space="0"/>
+            <w:right w:val="none" w:color="auto" w:sz="0" w:space="0"/>
+            <w:insideH w:val="none" w:color="auto" w:sz="0" w:space="0"/>
+            <w:insideV w:val="none" w:color="auto" w:sz="0" w:space="0"/>
+          </w:tblBorders>
+          <w:shd w:val="clear" w:color="auto" w:fill="auto"/>
+          <w:tblCellMar>
+            <w:top w:w="17" w:type="dxa"/>
+            <w:left w:w="17" w:type="dxa"/>
+            <w:bottom w:w="17" w:type="dxa"/>
+            <w:right w:w="17" w:type="dxa"/>
+          </w:tblCellMar>
+        </w:tblPrEx>
+        <w:tc>
+          <w:tcPr>
+            <w:tcW w:w="0" w:type="auto"/>
+            <w:tcBorders>
+              <w:top w:val="single" w:color="000000" w:sz="4" w:space="0"/>
+              <w:left w:val="single" w:color="000000" w:sz="4" w:space="0"/>
+              <w:bottom w:val="single" w:color="000000" w:sz="4" w:space="0"/>
+              <w:right w:val="single" w:color="000000" w:sz="4" w:space="0"/>
+            </w:tcBorders>
+            <w:shd w:val="clear" w:color="auto" w:fill="FFFFFF"/>
+            <w:vAlign w:val="center"/>
+          </w:tcPr>
+          <w:p>
+            <w:pPr>
+              <w:keepNext w:val="0"/>
+              <w:keepLines w:val="0"/>
+              <w:widowControl/>
+              <w:suppressLineNumbers w:val="0"/>
+              <w:jc w:val="left"/>
+              <w:rPr>
+                <w:b w:val="0"/>
+                <w:color w:val="000000"/>
+              </w:rPr>
+            </w:pPr>
+            <w:r>
+              <w:rPr>
+                <w:rFonts w:ascii="宋体" w:hAnsi="宋体" w:eastAsia="宋体" w:cs="宋体"/>
+                <w:b w:val="0"/>
+                <w:color w:val="000000"/>
+                <w:kern w:val="0"/>
+                <w:sz w:val="24"/>
+                <w:szCs w:val="24"/>
+                <w:lang w:val="en-US" w:eastAsia="zh-CN" w:bidi="ar"/>
+              </w:rPr>
+              <w:t>duration</w:t>
+            </w:r>
+          </w:p>
+        </w:tc>
+        <w:tc>
+          <w:tcPr>
+            <w:tcW w:w="0" w:type="auto"/>
+            <w:tcBorders>
+              <w:top w:val="single" w:color="000000" w:sz="4" w:space="0"/>
+              <w:left w:val="single" w:color="000000" w:sz="4" w:space="0"/>
+              <w:bottom w:val="single" w:color="000000" w:sz="4" w:space="0"/>
+              <w:right w:val="single" w:color="000000" w:sz="4" w:space="0"/>
+            </w:tcBorders>
+            <w:shd w:val="clear" w:color="auto" w:fill="FFFFFF"/>
+            <w:vAlign w:val="center"/>
+          </w:tcPr>
+          <w:p>
+            <w:pPr>
+              <w:keepNext w:val="0"/>
+              <w:keepLines w:val="0"/>
+              <w:widowControl/>
+              <w:suppressLineNumbers w:val="0"/>
+              <w:jc w:val="left"/>
+              <w:rPr>
+                <w:b w:val="0"/>
+                <w:color w:val="000000"/>
+              </w:rPr>
+            </w:pPr>
+            <w:r>
+              <w:rPr>
+                <w:rFonts w:ascii="宋体" w:hAnsi="宋体" w:eastAsia="宋体" w:cs="宋体"/>
+                <w:b w:val="0"/>
+                <w:color w:val="000000"/>
+                <w:kern w:val="0"/>
+                <w:sz w:val="24"/>
+                <w:szCs w:val="24"/>
+                <w:lang w:val="en-US" w:eastAsia="zh-CN" w:bidi="ar"/>
+              </w:rPr>
+              <w:t>INT</w:t>
+            </w:r>
+          </w:p>
+        </w:tc>
+        <w:tc>
+          <w:tcPr>
+            <w:tcW w:w="0" w:type="auto"/>
+            <w:tcBorders>
+              <w:top w:val="single" w:color="000000" w:sz="4" w:space="0"/>
+              <w:left w:val="single" w:color="000000" w:sz="4" w:space="0"/>
+              <w:bottom w:val="single" w:color="000000" w:sz="4" w:space="0"/>
+              <w:right w:val="single" w:color="000000" w:sz="4" w:space="0"/>
+            </w:tcBorders>
+            <w:shd w:val="clear" w:color="auto" w:fill="FFFFFF"/>
+            <w:vAlign w:val="center"/>
+          </w:tcPr>
+          <w:p>
+            <w:pPr>
+              <w:keepNext w:val="0"/>
+              <w:keepLines w:val="0"/>
+              <w:widowControl/>
+              <w:suppressLineNumbers w:val="0"/>
+              <w:jc w:val="left"/>
+              <w:rPr>
+                <w:b w:val="0"/>
+                <w:color w:val="000000"/>
+              </w:rPr>
+            </w:pPr>
+            <w:r>
+              <w:rPr>
+                <w:rFonts w:ascii="宋体" w:hAnsi="宋体" w:eastAsia="宋体" w:cs="宋体"/>
+                <w:b w:val="0"/>
+                <w:color w:val="000000"/>
+                <w:kern w:val="0"/>
+                <w:sz w:val="24"/>
+                <w:szCs w:val="24"/>
+                <w:lang w:val="en-US" w:eastAsia="zh-CN" w:bidi="ar"/>
+              </w:rPr>
+              <w:t>实际游戏时长（秒）</w:t>
             </w:r>
           </w:p>
         </w:tc>
@@ -4955,83 +5529,83 @@
                 <w:szCs w:val="24"/>
                 <w:lang w:val="en-US" w:eastAsia="zh-CN" w:bidi="ar"/>
               </w:rPr>
-              <w:t>id</w:t>
-            </w:r>
-          </w:p>
-        </w:tc>
-        <w:tc>
-          <w:tcPr>
-            <w:tcW w:w="0" w:type="auto"/>
-            <w:tcBorders>
-              <w:top w:val="single" w:color="000000" w:sz="4" w:space="0"/>
-              <w:left w:val="single" w:color="000000" w:sz="4" w:space="0"/>
-              <w:bottom w:val="single" w:color="000000" w:sz="4" w:space="0"/>
-              <w:right w:val="single" w:color="000000" w:sz="4" w:space="0"/>
-            </w:tcBorders>
-            <w:shd w:val="clear" w:color="auto" w:fill="FFFFFF"/>
-            <w:vAlign w:val="center"/>
-          </w:tcPr>
-          <w:p>
-            <w:pPr>
-              <w:keepNext w:val="0"/>
-              <w:keepLines w:val="0"/>
-              <w:widowControl/>
-              <w:suppressLineNumbers w:val="0"/>
-              <w:jc w:val="left"/>
-              <w:rPr>
-                <w:b w:val="0"/>
-                <w:color w:val="000000"/>
-              </w:rPr>
-            </w:pPr>
-            <w:r>
-              <w:rPr>
-                <w:rFonts w:ascii="宋体" w:hAnsi="宋体" w:eastAsia="宋体" w:cs="宋体"/>
-                <w:b w:val="0"/>
-                <w:color w:val="000000"/>
-                <w:kern w:val="0"/>
-                <w:sz w:val="24"/>
-                <w:szCs w:val="24"/>
-                <w:lang w:val="en-US" w:eastAsia="zh-CN" w:bidi="ar"/>
-              </w:rPr>
-              <w:t>BIGINT (PK, AUTO)</w:t>
-            </w:r>
-          </w:p>
-        </w:tc>
-        <w:tc>
-          <w:tcPr>
-            <w:tcW w:w="0" w:type="auto"/>
-            <w:tcBorders>
-              <w:top w:val="single" w:color="000000" w:sz="4" w:space="0"/>
-              <w:left w:val="single" w:color="000000" w:sz="4" w:space="0"/>
-              <w:bottom w:val="single" w:color="000000" w:sz="4" w:space="0"/>
-              <w:right w:val="single" w:color="000000" w:sz="4" w:space="0"/>
-            </w:tcBorders>
-            <w:shd w:val="clear" w:color="auto" w:fill="FFFFFF"/>
-            <w:vAlign w:val="center"/>
-          </w:tcPr>
-          <w:p>
-            <w:pPr>
-              <w:keepNext w:val="0"/>
-              <w:keepLines w:val="0"/>
-              <w:widowControl/>
-              <w:suppressLineNumbers w:val="0"/>
-              <w:jc w:val="left"/>
-              <w:rPr>
-                <w:b w:val="0"/>
-                <w:color w:val="000000"/>
-              </w:rPr>
-            </w:pPr>
-            <w:r>
-              <w:rPr>
-                <w:rFonts w:ascii="宋体" w:hAnsi="宋体" w:eastAsia="宋体" w:cs="宋体"/>
-                <w:b w:val="0"/>
-                <w:color w:val="000000"/>
-                <w:kern w:val="0"/>
-                <w:sz w:val="24"/>
-                <w:szCs w:val="24"/>
-                <w:lang w:val="en-US" w:eastAsia="zh-CN" w:bidi="ar"/>
-              </w:rPr>
-              <w:t>游戏ID</w:t>
+              <w:t>player_count</w:t>
+            </w:r>
+          </w:p>
+        </w:tc>
+        <w:tc>
+          <w:tcPr>
+            <w:tcW w:w="0" w:type="auto"/>
+            <w:tcBorders>
+              <w:top w:val="single" w:color="000000" w:sz="4" w:space="0"/>
+              <w:left w:val="single" w:color="000000" w:sz="4" w:space="0"/>
+              <w:bottom w:val="single" w:color="000000" w:sz="4" w:space="0"/>
+              <w:right w:val="single" w:color="000000" w:sz="4" w:space="0"/>
+            </w:tcBorders>
+            <w:shd w:val="clear" w:color="auto" w:fill="FFFFFF"/>
+            <w:vAlign w:val="center"/>
+          </w:tcPr>
+          <w:p>
+            <w:pPr>
+              <w:keepNext w:val="0"/>
+              <w:keepLines w:val="0"/>
+              <w:widowControl/>
+              <w:suppressLineNumbers w:val="0"/>
+              <w:jc w:val="left"/>
+              <w:rPr>
+                <w:b w:val="0"/>
+                <w:color w:val="000000"/>
+              </w:rPr>
+            </w:pPr>
+            <w:r>
+              <w:rPr>
+                <w:rFonts w:ascii="宋体" w:hAnsi="宋体" w:eastAsia="宋体" w:cs="宋体"/>
+                <w:b w:val="0"/>
+                <w:color w:val="000000"/>
+                <w:kern w:val="0"/>
+                <w:sz w:val="24"/>
+                <w:szCs w:val="24"/>
+                <w:lang w:val="en-US" w:eastAsia="zh-CN" w:bidi="ar"/>
+              </w:rPr>
+              <w:t>INT</w:t>
+            </w:r>
+          </w:p>
+        </w:tc>
+        <w:tc>
+          <w:tcPr>
+            <w:tcW w:w="0" w:type="auto"/>
+            <w:tcBorders>
+              <w:top w:val="single" w:color="000000" w:sz="4" w:space="0"/>
+              <w:left w:val="single" w:color="000000" w:sz="4" w:space="0"/>
+              <w:bottom w:val="single" w:color="000000" w:sz="4" w:space="0"/>
+              <w:right w:val="single" w:color="000000" w:sz="4" w:space="0"/>
+            </w:tcBorders>
+            <w:shd w:val="clear" w:color="auto" w:fill="FFFFFF"/>
+            <w:vAlign w:val="center"/>
+          </w:tcPr>
+          <w:p>
+            <w:pPr>
+              <w:keepNext w:val="0"/>
+              <w:keepLines w:val="0"/>
+              <w:widowControl/>
+              <w:suppressLineNumbers w:val="0"/>
+              <w:jc w:val="left"/>
+              <w:rPr>
+                <w:b w:val="0"/>
+                <w:color w:val="000000"/>
+              </w:rPr>
+            </w:pPr>
+            <w:r>
+              <w:rPr>
+                <w:rFonts w:ascii="宋体" w:hAnsi="宋体" w:eastAsia="宋体" w:cs="宋体"/>
+                <w:b w:val="0"/>
+                <w:color w:val="000000"/>
+                <w:kern w:val="0"/>
+                <w:sz w:val="24"/>
+                <w:szCs w:val="24"/>
+                <w:lang w:val="en-US" w:eastAsia="zh-CN" w:bidi="ar"/>
+              </w:rPr>
+              <w:t>参与人数</w:t>
             </w:r>
           </w:p>
         </w:tc>
@@ -5046,6 +5620,7 @@
             <w:insideH w:val="none" w:color="auto" w:sz="0" w:space="0"/>
             <w:insideV w:val="none" w:color="auto" w:sz="0" w:space="0"/>
           </w:tblBorders>
+          <w:shd w:val="clear" w:color="auto" w:fill="auto"/>
           <w:tblCellMar>
             <w:top w:w="17" w:type="dxa"/>
             <w:left w:w="17" w:type="dxa"/>
@@ -5087,83 +5662,83 @@
                 <w:szCs w:val="24"/>
                 <w:lang w:val="en-US" w:eastAsia="zh-CN" w:bidi="ar"/>
               </w:rPr>
-              <w:t>room_id</w:t>
-            </w:r>
-          </w:p>
-        </w:tc>
-        <w:tc>
-          <w:tcPr>
-            <w:tcW w:w="0" w:type="auto"/>
-            <w:tcBorders>
-              <w:top w:val="single" w:color="000000" w:sz="4" w:space="0"/>
-              <w:left w:val="single" w:color="000000" w:sz="4" w:space="0"/>
-              <w:bottom w:val="single" w:color="000000" w:sz="4" w:space="0"/>
-              <w:right w:val="single" w:color="000000" w:sz="4" w:space="0"/>
-            </w:tcBorders>
-            <w:shd w:val="clear" w:color="auto" w:fill="FFFFFF"/>
-            <w:vAlign w:val="center"/>
-          </w:tcPr>
-          <w:p>
-            <w:pPr>
-              <w:keepNext w:val="0"/>
-              <w:keepLines w:val="0"/>
-              <w:widowControl/>
-              <w:suppressLineNumbers w:val="0"/>
-              <w:jc w:val="center"/>
-              <w:rPr>
-                <w:b w:val="0"/>
-                <w:color w:val="000000"/>
-              </w:rPr>
-            </w:pPr>
-            <w:r>
-              <w:rPr>
-                <w:rFonts w:ascii="宋体" w:hAnsi="宋体" w:eastAsia="宋体" w:cs="宋体"/>
-                <w:b w:val="0"/>
-                <w:color w:val="000000"/>
-                <w:kern w:val="0"/>
-                <w:sz w:val="24"/>
-                <w:szCs w:val="24"/>
-                <w:lang w:val="en-US" w:eastAsia="zh-CN" w:bidi="ar"/>
-              </w:rPr>
-              <w:t>BIGINT (FK → room)</w:t>
-            </w:r>
-          </w:p>
-        </w:tc>
-        <w:tc>
-          <w:tcPr>
-            <w:tcW w:w="0" w:type="auto"/>
-            <w:tcBorders>
-              <w:top w:val="single" w:color="000000" w:sz="4" w:space="0"/>
-              <w:left w:val="single" w:color="000000" w:sz="4" w:space="0"/>
-              <w:bottom w:val="single" w:color="000000" w:sz="4" w:space="0"/>
-              <w:right w:val="single" w:color="000000" w:sz="4" w:space="0"/>
-            </w:tcBorders>
-            <w:shd w:val="clear" w:color="auto" w:fill="FFFFFF"/>
-            <w:vAlign w:val="center"/>
-          </w:tcPr>
-          <w:p>
-            <w:pPr>
-              <w:keepNext w:val="0"/>
-              <w:keepLines w:val="0"/>
-              <w:widowControl/>
-              <w:suppressLineNumbers w:val="0"/>
-              <w:jc w:val="left"/>
-              <w:rPr>
-                <w:b w:val="0"/>
-                <w:color w:val="000000"/>
-              </w:rPr>
-            </w:pPr>
-            <w:r>
-              <w:rPr>
-                <w:rFonts w:ascii="宋体" w:hAnsi="宋体" w:eastAsia="宋体" w:cs="宋体"/>
-                <w:b w:val="0"/>
-                <w:color w:val="000000"/>
-                <w:kern w:val="0"/>
-                <w:sz w:val="24"/>
-                <w:szCs w:val="24"/>
-                <w:lang w:val="en-US" w:eastAsia="zh-CN" w:bidi="ar"/>
-              </w:rPr>
-              <w:t>所属房间ID</w:t>
+              <w:t>status</w:t>
+            </w:r>
+          </w:p>
+        </w:tc>
+        <w:tc>
+          <w:tcPr>
+            <w:tcW w:w="0" w:type="auto"/>
+            <w:tcBorders>
+              <w:top w:val="single" w:color="000000" w:sz="4" w:space="0"/>
+              <w:left w:val="single" w:color="000000" w:sz="4" w:space="0"/>
+              <w:bottom w:val="single" w:color="000000" w:sz="4" w:space="0"/>
+              <w:right w:val="single" w:color="000000" w:sz="4" w:space="0"/>
+            </w:tcBorders>
+            <w:shd w:val="clear" w:color="auto" w:fill="FFFFFF"/>
+            <w:vAlign w:val="center"/>
+          </w:tcPr>
+          <w:p>
+            <w:pPr>
+              <w:keepNext w:val="0"/>
+              <w:keepLines w:val="0"/>
+              <w:widowControl/>
+              <w:suppressLineNumbers w:val="0"/>
+              <w:jc w:val="left"/>
+              <w:rPr>
+                <w:b w:val="0"/>
+                <w:color w:val="000000"/>
+              </w:rPr>
+            </w:pPr>
+            <w:r>
+              <w:rPr>
+                <w:rFonts w:ascii="宋体" w:hAnsi="宋体" w:eastAsia="宋体" w:cs="宋体"/>
+                <w:b w:val="0"/>
+                <w:color w:val="000000"/>
+                <w:kern w:val="0"/>
+                <w:sz w:val="24"/>
+                <w:szCs w:val="24"/>
+                <w:lang w:val="en-US" w:eastAsia="zh-CN" w:bidi="ar"/>
+              </w:rPr>
+              <w:t>VARCHAR(10) DEFAULT 'finished'</w:t>
+            </w:r>
+          </w:p>
+        </w:tc>
+        <w:tc>
+          <w:tcPr>
+            <w:tcW w:w="0" w:type="auto"/>
+            <w:tcBorders>
+              <w:top w:val="single" w:color="000000" w:sz="4" w:space="0"/>
+              <w:left w:val="single" w:color="000000" w:sz="4" w:space="0"/>
+              <w:bottom w:val="single" w:color="000000" w:sz="4" w:space="0"/>
+              <w:right w:val="single" w:color="000000" w:sz="4" w:space="0"/>
+            </w:tcBorders>
+            <w:shd w:val="clear" w:color="auto" w:fill="FFFFFF"/>
+            <w:vAlign w:val="center"/>
+          </w:tcPr>
+          <w:p>
+            <w:pPr>
+              <w:keepNext w:val="0"/>
+              <w:keepLines w:val="0"/>
+              <w:widowControl/>
+              <w:suppressLineNumbers w:val="0"/>
+              <w:jc w:val="left"/>
+              <w:rPr>
+                <w:b w:val="0"/>
+                <w:color w:val="000000"/>
+              </w:rPr>
+            </w:pPr>
+            <w:r>
+              <w:rPr>
+                <w:rFonts w:ascii="宋体" w:hAnsi="宋体" w:eastAsia="宋体" w:cs="宋体"/>
+                <w:b w:val="0"/>
+                <w:color w:val="000000"/>
+                <w:kern w:val="0"/>
+                <w:sz w:val="24"/>
+                <w:szCs w:val="24"/>
+                <w:lang w:val="en-US" w:eastAsia="zh-CN" w:bidi="ar"/>
+              </w:rPr>
+              <w:t>游戏状态</w:t>
             </w:r>
           </w:p>
         </w:tc>
@@ -5178,7 +5753,7 @@
             <w:insideH w:val="none" w:color="auto" w:sz="0" w:space="0"/>
             <w:insideV w:val="none" w:color="auto" w:sz="0" w:space="0"/>
           </w:tblBorders>
-          <w:shd w:val="clear"/>
+          <w:shd w:val="clear" w:color="auto" w:fill="auto"/>
           <w:tblCellMar>
             <w:top w:w="17" w:type="dxa"/>
             <w:left w:w="17" w:type="dxa"/>
@@ -5220,109 +5795,83 @@
                 <w:szCs w:val="24"/>
                 <w:lang w:val="en-US" w:eastAsia="zh-CN" w:bidi="ar"/>
               </w:rPr>
-              <w:t>game_mode</w:t>
-            </w:r>
-          </w:p>
-        </w:tc>
-        <w:tc>
-          <w:tcPr>
-            <w:tcW w:w="0" w:type="auto"/>
-            <w:tcBorders>
-              <w:top w:val="single" w:color="000000" w:sz="4" w:space="0"/>
-              <w:left w:val="single" w:color="000000" w:sz="4" w:space="0"/>
-              <w:bottom w:val="single" w:color="000000" w:sz="4" w:space="0"/>
-              <w:right w:val="single" w:color="000000" w:sz="4" w:space="0"/>
-            </w:tcBorders>
-            <w:shd w:val="clear" w:color="auto" w:fill="FFFFFF"/>
-            <w:vAlign w:val="center"/>
-          </w:tcPr>
-          <w:p>
-            <w:pPr>
-              <w:keepNext w:val="0"/>
-              <w:keepLines w:val="0"/>
-              <w:widowControl/>
-              <w:suppressLineNumbers w:val="0"/>
-              <w:jc w:val="left"/>
-              <w:rPr>
-                <w:b w:val="0"/>
-                <w:color w:val="000000"/>
-              </w:rPr>
-            </w:pPr>
-            <w:r>
-              <w:rPr>
-                <w:rFonts w:ascii="宋体" w:hAnsi="宋体" w:eastAsia="宋体" w:cs="宋体"/>
-                <w:b w:val="0"/>
-                <w:color w:val="000000"/>
-                <w:kern w:val="0"/>
-                <w:sz w:val="24"/>
-                <w:szCs w:val="24"/>
-                <w:lang w:val="en-US" w:eastAsia="zh-CN" w:bidi="ar"/>
-              </w:rPr>
-              <w:t>VARCHAR(10)</w:t>
-            </w:r>
-          </w:p>
-        </w:tc>
-        <w:tc>
-          <w:tcPr>
-            <w:tcW w:w="0" w:type="auto"/>
-            <w:tcBorders>
-              <w:top w:val="single" w:color="000000" w:sz="4" w:space="0"/>
-              <w:left w:val="single" w:color="000000" w:sz="4" w:space="0"/>
-              <w:bottom w:val="single" w:color="000000" w:sz="4" w:space="0"/>
-              <w:right w:val="single" w:color="000000" w:sz="4" w:space="0"/>
-            </w:tcBorders>
-            <w:shd w:val="clear" w:color="auto" w:fill="FFFFFF"/>
-            <w:vAlign w:val="center"/>
-          </w:tcPr>
-          <w:p>
-            <w:pPr>
-              <w:keepNext w:val="0"/>
-              <w:keepLines w:val="0"/>
-              <w:widowControl/>
-              <w:suppressLineNumbers w:val="0"/>
-              <w:jc w:val="left"/>
-              <w:rPr>
-                <w:b w:val="0"/>
-                <w:color w:val="000000"/>
-              </w:rPr>
-            </w:pPr>
-            <w:r>
-              <w:rPr>
-                <w:rStyle w:val="5"/>
-                <w:rFonts w:ascii="宋体" w:hAnsi="宋体" w:eastAsia="宋体" w:cs="宋体"/>
-                <w:b w:val="0"/>
-                <w:color w:val="000000"/>
-                <w:kern w:val="0"/>
-                <w:sz w:val="24"/>
-                <w:szCs w:val="24"/>
-                <w:lang w:val="en-US" w:eastAsia="zh-CN" w:bidi="ar"/>
-              </w:rPr>
-              <w:t>single</w:t>
-            </w:r>
-            <w:r>
-              <w:rPr>
-                <w:rFonts w:ascii="宋体" w:hAnsi="宋体" w:eastAsia="宋体" w:cs="宋体"/>
-                <w:b w:val="0"/>
-                <w:color w:val="000000"/>
-                <w:kern w:val="0"/>
-                <w:sz w:val="24"/>
-                <w:szCs w:val="24"/>
-                <w:lang w:val="en-US" w:eastAsia="zh-CN" w:bidi="ar"/>
-              </w:rPr>
-              <w:t xml:space="preserve"> / </w:t>
-            </w:r>
-            <w:r>
-              <w:rPr>
-                <w:rStyle w:val="5"/>
-                <w:rFonts w:ascii="宋体" w:hAnsi="宋体" w:eastAsia="宋体" w:cs="宋体"/>
-                <w:b w:val="0"/>
-                <w:color w:val="000000"/>
-                <w:kern w:val="0"/>
-                <w:sz w:val="24"/>
-                <w:szCs w:val="24"/>
-                <w:lang w:val="en-US" w:eastAsia="zh-CN" w:bidi="ar"/>
-              </w:rPr>
-              <w:t>multi</w:t>
+              <w:t>started_at</w:t>
+            </w:r>
+          </w:p>
+        </w:tc>
+        <w:tc>
+          <w:tcPr>
+            <w:tcW w:w="0" w:type="auto"/>
+            <w:tcBorders>
+              <w:top w:val="single" w:color="000000" w:sz="4" w:space="0"/>
+              <w:left w:val="single" w:color="000000" w:sz="4" w:space="0"/>
+              <w:bottom w:val="single" w:color="000000" w:sz="4" w:space="0"/>
+              <w:right w:val="single" w:color="000000" w:sz="4" w:space="0"/>
+            </w:tcBorders>
+            <w:shd w:val="clear" w:color="auto" w:fill="FFFFFF"/>
+            <w:vAlign w:val="center"/>
+          </w:tcPr>
+          <w:p>
+            <w:pPr>
+              <w:keepNext w:val="0"/>
+              <w:keepLines w:val="0"/>
+              <w:widowControl/>
+              <w:suppressLineNumbers w:val="0"/>
+              <w:jc w:val="left"/>
+              <w:rPr>
+                <w:b w:val="0"/>
+                <w:color w:val="000000"/>
+              </w:rPr>
+            </w:pPr>
+            <w:r>
+              <w:rPr>
+                <w:rFonts w:ascii="宋体" w:hAnsi="宋体" w:eastAsia="宋体" w:cs="宋体"/>
+                <w:b w:val="0"/>
+                <w:color w:val="000000"/>
+                <w:kern w:val="0"/>
+                <w:sz w:val="24"/>
+                <w:szCs w:val="24"/>
+                <w:lang w:val="en-US" w:eastAsia="zh-CN" w:bidi="ar"/>
+              </w:rPr>
+              <w:t>DATETIME</w:t>
+            </w:r>
+          </w:p>
+        </w:tc>
+        <w:tc>
+          <w:tcPr>
+            <w:tcW w:w="0" w:type="auto"/>
+            <w:tcBorders>
+              <w:top w:val="single" w:color="000000" w:sz="4" w:space="0"/>
+              <w:left w:val="single" w:color="000000" w:sz="4" w:space="0"/>
+              <w:bottom w:val="single" w:color="000000" w:sz="4" w:space="0"/>
+              <w:right w:val="single" w:color="000000" w:sz="4" w:space="0"/>
+            </w:tcBorders>
+            <w:shd w:val="clear" w:color="auto" w:fill="FFFFFF"/>
+            <w:vAlign w:val="center"/>
+          </w:tcPr>
+          <w:p>
+            <w:pPr>
+              <w:keepNext w:val="0"/>
+              <w:keepLines w:val="0"/>
+              <w:widowControl/>
+              <w:suppressLineNumbers w:val="0"/>
+              <w:jc w:val="left"/>
+              <w:rPr>
+                <w:b w:val="0"/>
+                <w:color w:val="000000"/>
+              </w:rPr>
+            </w:pPr>
+            <w:r>
+              <w:rPr>
+                <w:rFonts w:ascii="宋体" w:hAnsi="宋体" w:eastAsia="宋体" w:cs="宋体"/>
+                <w:b w:val="0"/>
+                <w:color w:val="000000"/>
+                <w:kern w:val="0"/>
+                <w:sz w:val="24"/>
+                <w:szCs w:val="24"/>
+                <w:lang w:val="en-US" w:eastAsia="zh-CN" w:bidi="ar"/>
+              </w:rPr>
+              <w:t>开始时间</w:t>
             </w:r>
           </w:p>
         </w:tc>
@@ -5337,7 +5886,7 @@
             <w:insideH w:val="none" w:color="auto" w:sz="0" w:space="0"/>
             <w:insideV w:val="none" w:color="auto" w:sz="0" w:space="0"/>
           </w:tblBorders>
-          <w:shd w:val="clear"/>
+          <w:shd w:val="clear" w:color="auto" w:fill="auto"/>
           <w:tblCellMar>
             <w:top w:w="17" w:type="dxa"/>
             <w:left w:w="17" w:type="dxa"/>
@@ -5379,83 +5928,83 @@
                 <w:szCs w:val="24"/>
                 <w:lang w:val="en-US" w:eastAsia="zh-CN" w:bidi="ar"/>
               </w:rPr>
-              <w:t>duration</w:t>
-            </w:r>
-          </w:p>
-        </w:tc>
-        <w:tc>
-          <w:tcPr>
-            <w:tcW w:w="0" w:type="auto"/>
-            <w:tcBorders>
-              <w:top w:val="single" w:color="000000" w:sz="4" w:space="0"/>
-              <w:left w:val="single" w:color="000000" w:sz="4" w:space="0"/>
-              <w:bottom w:val="single" w:color="000000" w:sz="4" w:space="0"/>
-              <w:right w:val="single" w:color="000000" w:sz="4" w:space="0"/>
-            </w:tcBorders>
-            <w:shd w:val="clear" w:color="auto" w:fill="FFFFFF"/>
-            <w:vAlign w:val="center"/>
-          </w:tcPr>
-          <w:p>
-            <w:pPr>
-              <w:keepNext w:val="0"/>
-              <w:keepLines w:val="0"/>
-              <w:widowControl/>
-              <w:suppressLineNumbers w:val="0"/>
-              <w:jc w:val="left"/>
-              <w:rPr>
-                <w:b w:val="0"/>
-                <w:color w:val="000000"/>
-              </w:rPr>
-            </w:pPr>
-            <w:r>
-              <w:rPr>
-                <w:rFonts w:ascii="宋体" w:hAnsi="宋体" w:eastAsia="宋体" w:cs="宋体"/>
-                <w:b w:val="0"/>
-                <w:color w:val="000000"/>
-                <w:kern w:val="0"/>
-                <w:sz w:val="24"/>
-                <w:szCs w:val="24"/>
-                <w:lang w:val="en-US" w:eastAsia="zh-CN" w:bidi="ar"/>
-              </w:rPr>
-              <w:t>INT</w:t>
-            </w:r>
-          </w:p>
-        </w:tc>
-        <w:tc>
-          <w:tcPr>
-            <w:tcW w:w="0" w:type="auto"/>
-            <w:tcBorders>
-              <w:top w:val="single" w:color="000000" w:sz="4" w:space="0"/>
-              <w:left w:val="single" w:color="000000" w:sz="4" w:space="0"/>
-              <w:bottom w:val="single" w:color="000000" w:sz="4" w:space="0"/>
-              <w:right w:val="single" w:color="000000" w:sz="4" w:space="0"/>
-            </w:tcBorders>
-            <w:shd w:val="clear" w:color="auto" w:fill="FFFFFF"/>
-            <w:vAlign w:val="center"/>
-          </w:tcPr>
-          <w:p>
-            <w:pPr>
-              <w:keepNext w:val="0"/>
-              <w:keepLines w:val="0"/>
-              <w:widowControl/>
-              <w:suppressLineNumbers w:val="0"/>
-              <w:jc w:val="left"/>
-              <w:rPr>
-                <w:b w:val="0"/>
-                <w:color w:val="000000"/>
-              </w:rPr>
-            </w:pPr>
-            <w:r>
-              <w:rPr>
-                <w:rFonts w:ascii="宋体" w:hAnsi="宋体" w:eastAsia="宋体" w:cs="宋体"/>
-                <w:b w:val="0"/>
-                <w:color w:val="000000"/>
-                <w:kern w:val="0"/>
-                <w:sz w:val="24"/>
-                <w:szCs w:val="24"/>
-                <w:lang w:val="en-US" w:eastAsia="zh-CN" w:bidi="ar"/>
-              </w:rPr>
-              <w:t>实际游戏时长（秒）</w:t>
+              <w:t>ended_at</w:t>
+            </w:r>
+          </w:p>
+        </w:tc>
+        <w:tc>
+          <w:tcPr>
+            <w:tcW w:w="0" w:type="auto"/>
+            <w:tcBorders>
+              <w:top w:val="single" w:color="000000" w:sz="4" w:space="0"/>
+              <w:left w:val="single" w:color="000000" w:sz="4" w:space="0"/>
+              <w:bottom w:val="single" w:color="000000" w:sz="4" w:space="0"/>
+              <w:right w:val="single" w:color="000000" w:sz="4" w:space="0"/>
+            </w:tcBorders>
+            <w:shd w:val="clear" w:color="auto" w:fill="FFFFFF"/>
+            <w:vAlign w:val="center"/>
+          </w:tcPr>
+          <w:p>
+            <w:pPr>
+              <w:keepNext w:val="0"/>
+              <w:keepLines w:val="0"/>
+              <w:widowControl/>
+              <w:suppressLineNumbers w:val="0"/>
+              <w:jc w:val="left"/>
+              <w:rPr>
+                <w:b w:val="0"/>
+                <w:color w:val="000000"/>
+              </w:rPr>
+            </w:pPr>
+            <w:r>
+              <w:rPr>
+                <w:rFonts w:ascii="宋体" w:hAnsi="宋体" w:eastAsia="宋体" w:cs="宋体"/>
+                <w:b w:val="0"/>
+                <w:color w:val="000000"/>
+                <w:kern w:val="0"/>
+                <w:sz w:val="24"/>
+                <w:szCs w:val="24"/>
+                <w:lang w:val="en-US" w:eastAsia="zh-CN" w:bidi="ar"/>
+              </w:rPr>
+              <w:t>DATETIME</w:t>
+            </w:r>
+          </w:p>
+        </w:tc>
+        <w:tc>
+          <w:tcPr>
+            <w:tcW w:w="0" w:type="auto"/>
+            <w:tcBorders>
+              <w:top w:val="single" w:color="000000" w:sz="4" w:space="0"/>
+              <w:left w:val="single" w:color="000000" w:sz="4" w:space="0"/>
+              <w:bottom w:val="single" w:color="000000" w:sz="4" w:space="0"/>
+              <w:right w:val="single" w:color="000000" w:sz="4" w:space="0"/>
+            </w:tcBorders>
+            <w:shd w:val="clear" w:color="auto" w:fill="FFFFFF"/>
+            <w:vAlign w:val="center"/>
+          </w:tcPr>
+          <w:p>
+            <w:pPr>
+              <w:keepNext w:val="0"/>
+              <w:keepLines w:val="0"/>
+              <w:widowControl/>
+              <w:suppressLineNumbers w:val="0"/>
+              <w:jc w:val="left"/>
+              <w:rPr>
+                <w:b w:val="0"/>
+                <w:color w:val="000000"/>
+              </w:rPr>
+            </w:pPr>
+            <w:r>
+              <w:rPr>
+                <w:rFonts w:ascii="宋体" w:hAnsi="宋体" w:eastAsia="宋体" w:cs="宋体"/>
+                <w:b w:val="0"/>
+                <w:color w:val="000000"/>
+                <w:kern w:val="0"/>
+                <w:sz w:val="24"/>
+                <w:szCs w:val="24"/>
+                <w:lang w:val="en-US" w:eastAsia="zh-CN" w:bidi="ar"/>
+              </w:rPr>
+              <w:t>结束时间</w:t>
             </w:r>
           </w:p>
         </w:tc>
@@ -5470,534 +6019,7 @@
             <w:insideH w:val="none" w:color="auto" w:sz="0" w:space="0"/>
             <w:insideV w:val="none" w:color="auto" w:sz="0" w:space="0"/>
           </w:tblBorders>
-          <w:tblCellMar>
-            <w:top w:w="17" w:type="dxa"/>
-            <w:left w:w="17" w:type="dxa"/>
-            <w:bottom w:w="17" w:type="dxa"/>
-            <w:right w:w="17" w:type="dxa"/>
-          </w:tblCellMar>
-        </w:tblPrEx>
-        <w:tc>
-          <w:tcPr>
-            <w:tcW w:w="0" w:type="auto"/>
-            <w:tcBorders>
-              <w:top w:val="single" w:color="000000" w:sz="4" w:space="0"/>
-              <w:left w:val="single" w:color="000000" w:sz="4" w:space="0"/>
-              <w:bottom w:val="single" w:color="000000" w:sz="4" w:space="0"/>
-              <w:right w:val="single" w:color="000000" w:sz="4" w:space="0"/>
-            </w:tcBorders>
-            <w:shd w:val="clear" w:color="auto" w:fill="FFFFFF"/>
-            <w:vAlign w:val="center"/>
-          </w:tcPr>
-          <w:p>
-            <w:pPr>
-              <w:keepNext w:val="0"/>
-              <w:keepLines w:val="0"/>
-              <w:widowControl/>
-              <w:suppressLineNumbers w:val="0"/>
-              <w:jc w:val="left"/>
-              <w:rPr>
-                <w:b w:val="0"/>
-                <w:color w:val="000000"/>
-              </w:rPr>
-            </w:pPr>
-            <w:r>
-              <w:rPr>
-                <w:rFonts w:ascii="宋体" w:hAnsi="宋体" w:eastAsia="宋体" w:cs="宋体"/>
-                <w:b w:val="0"/>
-                <w:color w:val="000000"/>
-                <w:kern w:val="0"/>
-                <w:sz w:val="24"/>
-                <w:szCs w:val="24"/>
-                <w:lang w:val="en-US" w:eastAsia="zh-CN" w:bidi="ar"/>
-              </w:rPr>
-              <w:t>player_count</w:t>
-            </w:r>
-          </w:p>
-        </w:tc>
-        <w:tc>
-          <w:tcPr>
-            <w:tcW w:w="0" w:type="auto"/>
-            <w:tcBorders>
-              <w:top w:val="single" w:color="000000" w:sz="4" w:space="0"/>
-              <w:left w:val="single" w:color="000000" w:sz="4" w:space="0"/>
-              <w:bottom w:val="single" w:color="000000" w:sz="4" w:space="0"/>
-              <w:right w:val="single" w:color="000000" w:sz="4" w:space="0"/>
-            </w:tcBorders>
-            <w:shd w:val="clear" w:color="auto" w:fill="FFFFFF"/>
-            <w:vAlign w:val="center"/>
-          </w:tcPr>
-          <w:p>
-            <w:pPr>
-              <w:keepNext w:val="0"/>
-              <w:keepLines w:val="0"/>
-              <w:widowControl/>
-              <w:suppressLineNumbers w:val="0"/>
-              <w:jc w:val="left"/>
-              <w:rPr>
-                <w:b w:val="0"/>
-                <w:color w:val="000000"/>
-              </w:rPr>
-            </w:pPr>
-            <w:r>
-              <w:rPr>
-                <w:rFonts w:ascii="宋体" w:hAnsi="宋体" w:eastAsia="宋体" w:cs="宋体"/>
-                <w:b w:val="0"/>
-                <w:color w:val="000000"/>
-                <w:kern w:val="0"/>
-                <w:sz w:val="24"/>
-                <w:szCs w:val="24"/>
-                <w:lang w:val="en-US" w:eastAsia="zh-CN" w:bidi="ar"/>
-              </w:rPr>
-              <w:t>INT</w:t>
-            </w:r>
-          </w:p>
-        </w:tc>
-        <w:tc>
-          <w:tcPr>
-            <w:tcW w:w="0" w:type="auto"/>
-            <w:tcBorders>
-              <w:top w:val="single" w:color="000000" w:sz="4" w:space="0"/>
-              <w:left w:val="single" w:color="000000" w:sz="4" w:space="0"/>
-              <w:bottom w:val="single" w:color="000000" w:sz="4" w:space="0"/>
-              <w:right w:val="single" w:color="000000" w:sz="4" w:space="0"/>
-            </w:tcBorders>
-            <w:shd w:val="clear" w:color="auto" w:fill="FFFFFF"/>
-            <w:vAlign w:val="center"/>
-          </w:tcPr>
-          <w:p>
-            <w:pPr>
-              <w:keepNext w:val="0"/>
-              <w:keepLines w:val="0"/>
-              <w:widowControl/>
-              <w:suppressLineNumbers w:val="0"/>
-              <w:jc w:val="left"/>
-              <w:rPr>
-                <w:b w:val="0"/>
-                <w:color w:val="000000"/>
-              </w:rPr>
-            </w:pPr>
-            <w:r>
-              <w:rPr>
-                <w:rFonts w:ascii="宋体" w:hAnsi="宋体" w:eastAsia="宋体" w:cs="宋体"/>
-                <w:b w:val="0"/>
-                <w:color w:val="000000"/>
-                <w:kern w:val="0"/>
-                <w:sz w:val="24"/>
-                <w:szCs w:val="24"/>
-                <w:lang w:val="en-US" w:eastAsia="zh-CN" w:bidi="ar"/>
-              </w:rPr>
-              <w:t>参与人数</w:t>
-            </w:r>
-          </w:p>
-        </w:tc>
-      </w:tr>
-      <w:tr>
-        <w:tblPrEx>
-          <w:tblBorders>
-            <w:top w:val="none" w:color="auto" w:sz="0" w:space="0"/>
-            <w:left w:val="none" w:color="auto" w:sz="0" w:space="0"/>
-            <w:bottom w:val="none" w:color="auto" w:sz="0" w:space="0"/>
-            <w:right w:val="none" w:color="auto" w:sz="0" w:space="0"/>
-            <w:insideH w:val="none" w:color="auto" w:sz="0" w:space="0"/>
-            <w:insideV w:val="none" w:color="auto" w:sz="0" w:space="0"/>
-          </w:tblBorders>
-          <w:tblCellMar>
-            <w:top w:w="17" w:type="dxa"/>
-            <w:left w:w="17" w:type="dxa"/>
-            <w:bottom w:w="17" w:type="dxa"/>
-            <w:right w:w="17" w:type="dxa"/>
-          </w:tblCellMar>
-        </w:tblPrEx>
-        <w:tc>
-          <w:tcPr>
-            <w:tcW w:w="0" w:type="auto"/>
-            <w:tcBorders>
-              <w:top w:val="single" w:color="000000" w:sz="4" w:space="0"/>
-              <w:left w:val="single" w:color="000000" w:sz="4" w:space="0"/>
-              <w:bottom w:val="single" w:color="000000" w:sz="4" w:space="0"/>
-              <w:right w:val="single" w:color="000000" w:sz="4" w:space="0"/>
-            </w:tcBorders>
-            <w:shd w:val="clear" w:color="auto" w:fill="FFFFFF"/>
-            <w:vAlign w:val="center"/>
-          </w:tcPr>
-          <w:p>
-            <w:pPr>
-              <w:keepNext w:val="0"/>
-              <w:keepLines w:val="0"/>
-              <w:widowControl/>
-              <w:suppressLineNumbers w:val="0"/>
-              <w:jc w:val="left"/>
-              <w:rPr>
-                <w:b w:val="0"/>
-                <w:color w:val="000000"/>
-              </w:rPr>
-            </w:pPr>
-            <w:r>
-              <w:rPr>
-                <w:rFonts w:ascii="宋体" w:hAnsi="宋体" w:eastAsia="宋体" w:cs="宋体"/>
-                <w:b w:val="0"/>
-                <w:color w:val="000000"/>
-                <w:kern w:val="0"/>
-                <w:sz w:val="24"/>
-                <w:szCs w:val="24"/>
-                <w:lang w:val="en-US" w:eastAsia="zh-CN" w:bidi="ar"/>
-              </w:rPr>
-              <w:t>status</w:t>
-            </w:r>
-          </w:p>
-        </w:tc>
-        <w:tc>
-          <w:tcPr>
-            <w:tcW w:w="0" w:type="auto"/>
-            <w:tcBorders>
-              <w:top w:val="single" w:color="000000" w:sz="4" w:space="0"/>
-              <w:left w:val="single" w:color="000000" w:sz="4" w:space="0"/>
-              <w:bottom w:val="single" w:color="000000" w:sz="4" w:space="0"/>
-              <w:right w:val="single" w:color="000000" w:sz="4" w:space="0"/>
-            </w:tcBorders>
-            <w:shd w:val="clear" w:color="auto" w:fill="FFFFFF"/>
-            <w:vAlign w:val="center"/>
-          </w:tcPr>
-          <w:p>
-            <w:pPr>
-              <w:keepNext w:val="0"/>
-              <w:keepLines w:val="0"/>
-              <w:widowControl/>
-              <w:suppressLineNumbers w:val="0"/>
-              <w:jc w:val="left"/>
-              <w:rPr>
-                <w:b w:val="0"/>
-                <w:color w:val="000000"/>
-              </w:rPr>
-            </w:pPr>
-            <w:r>
-              <w:rPr>
-                <w:rFonts w:ascii="宋体" w:hAnsi="宋体" w:eastAsia="宋体" w:cs="宋体"/>
-                <w:b w:val="0"/>
-                <w:color w:val="000000"/>
-                <w:kern w:val="0"/>
-                <w:sz w:val="24"/>
-                <w:szCs w:val="24"/>
-                <w:lang w:val="en-US" w:eastAsia="zh-CN" w:bidi="ar"/>
-              </w:rPr>
-              <w:t>VARCHAR(10) DEFAULT 'finished'</w:t>
-            </w:r>
-          </w:p>
-        </w:tc>
-        <w:tc>
-          <w:tcPr>
-            <w:tcW w:w="0" w:type="auto"/>
-            <w:tcBorders>
-              <w:top w:val="single" w:color="000000" w:sz="4" w:space="0"/>
-              <w:left w:val="single" w:color="000000" w:sz="4" w:space="0"/>
-              <w:bottom w:val="single" w:color="000000" w:sz="4" w:space="0"/>
-              <w:right w:val="single" w:color="000000" w:sz="4" w:space="0"/>
-            </w:tcBorders>
-            <w:shd w:val="clear" w:color="auto" w:fill="FFFFFF"/>
-            <w:vAlign w:val="center"/>
-          </w:tcPr>
-          <w:p>
-            <w:pPr>
-              <w:keepNext w:val="0"/>
-              <w:keepLines w:val="0"/>
-              <w:widowControl/>
-              <w:suppressLineNumbers w:val="0"/>
-              <w:jc w:val="left"/>
-              <w:rPr>
-                <w:b w:val="0"/>
-                <w:color w:val="000000"/>
-              </w:rPr>
-            </w:pPr>
-            <w:r>
-              <w:rPr>
-                <w:rFonts w:ascii="宋体" w:hAnsi="宋体" w:eastAsia="宋体" w:cs="宋体"/>
-                <w:b w:val="0"/>
-                <w:color w:val="000000"/>
-                <w:kern w:val="0"/>
-                <w:sz w:val="24"/>
-                <w:szCs w:val="24"/>
-                <w:lang w:val="en-US" w:eastAsia="zh-CN" w:bidi="ar"/>
-              </w:rPr>
-              <w:t>游戏状态</w:t>
-            </w:r>
-          </w:p>
-        </w:tc>
-      </w:tr>
-      <w:tr>
-        <w:tblPrEx>
-          <w:tblBorders>
-            <w:top w:val="none" w:color="auto" w:sz="0" w:space="0"/>
-            <w:left w:val="none" w:color="auto" w:sz="0" w:space="0"/>
-            <w:bottom w:val="none" w:color="auto" w:sz="0" w:space="0"/>
-            <w:right w:val="none" w:color="auto" w:sz="0" w:space="0"/>
-            <w:insideH w:val="none" w:color="auto" w:sz="0" w:space="0"/>
-            <w:insideV w:val="none" w:color="auto" w:sz="0" w:space="0"/>
-          </w:tblBorders>
-          <w:tblCellMar>
-            <w:top w:w="17" w:type="dxa"/>
-            <w:left w:w="17" w:type="dxa"/>
-            <w:bottom w:w="17" w:type="dxa"/>
-            <w:right w:w="17" w:type="dxa"/>
-          </w:tblCellMar>
-        </w:tblPrEx>
-        <w:tc>
-          <w:tcPr>
-            <w:tcW w:w="0" w:type="auto"/>
-            <w:tcBorders>
-              <w:top w:val="single" w:color="000000" w:sz="4" w:space="0"/>
-              <w:left w:val="single" w:color="000000" w:sz="4" w:space="0"/>
-              <w:bottom w:val="single" w:color="000000" w:sz="4" w:space="0"/>
-              <w:right w:val="single" w:color="000000" w:sz="4" w:space="0"/>
-            </w:tcBorders>
-            <w:shd w:val="clear" w:color="auto" w:fill="FFFFFF"/>
-            <w:vAlign w:val="center"/>
-          </w:tcPr>
-          <w:p>
-            <w:pPr>
-              <w:keepNext w:val="0"/>
-              <w:keepLines w:val="0"/>
-              <w:widowControl/>
-              <w:suppressLineNumbers w:val="0"/>
-              <w:jc w:val="left"/>
-              <w:rPr>
-                <w:b w:val="0"/>
-                <w:color w:val="000000"/>
-              </w:rPr>
-            </w:pPr>
-            <w:r>
-              <w:rPr>
-                <w:rFonts w:ascii="宋体" w:hAnsi="宋体" w:eastAsia="宋体" w:cs="宋体"/>
-                <w:b w:val="0"/>
-                <w:color w:val="000000"/>
-                <w:kern w:val="0"/>
-                <w:sz w:val="24"/>
-                <w:szCs w:val="24"/>
-                <w:lang w:val="en-US" w:eastAsia="zh-CN" w:bidi="ar"/>
-              </w:rPr>
-              <w:t>started_at</w:t>
-            </w:r>
-          </w:p>
-        </w:tc>
-        <w:tc>
-          <w:tcPr>
-            <w:tcW w:w="0" w:type="auto"/>
-            <w:tcBorders>
-              <w:top w:val="single" w:color="000000" w:sz="4" w:space="0"/>
-              <w:left w:val="single" w:color="000000" w:sz="4" w:space="0"/>
-              <w:bottom w:val="single" w:color="000000" w:sz="4" w:space="0"/>
-              <w:right w:val="single" w:color="000000" w:sz="4" w:space="0"/>
-            </w:tcBorders>
-            <w:shd w:val="clear" w:color="auto" w:fill="FFFFFF"/>
-            <w:vAlign w:val="center"/>
-          </w:tcPr>
-          <w:p>
-            <w:pPr>
-              <w:keepNext w:val="0"/>
-              <w:keepLines w:val="0"/>
-              <w:widowControl/>
-              <w:suppressLineNumbers w:val="0"/>
-              <w:jc w:val="left"/>
-              <w:rPr>
-                <w:b w:val="0"/>
-                <w:color w:val="000000"/>
-              </w:rPr>
-            </w:pPr>
-            <w:r>
-              <w:rPr>
-                <w:rFonts w:ascii="宋体" w:hAnsi="宋体" w:eastAsia="宋体" w:cs="宋体"/>
-                <w:b w:val="0"/>
-                <w:color w:val="000000"/>
-                <w:kern w:val="0"/>
-                <w:sz w:val="24"/>
-                <w:szCs w:val="24"/>
-                <w:lang w:val="en-US" w:eastAsia="zh-CN" w:bidi="ar"/>
-              </w:rPr>
-              <w:t>DATETIME</w:t>
-            </w:r>
-          </w:p>
-        </w:tc>
-        <w:tc>
-          <w:tcPr>
-            <w:tcW w:w="0" w:type="auto"/>
-            <w:tcBorders>
-              <w:top w:val="single" w:color="000000" w:sz="4" w:space="0"/>
-              <w:left w:val="single" w:color="000000" w:sz="4" w:space="0"/>
-              <w:bottom w:val="single" w:color="000000" w:sz="4" w:space="0"/>
-              <w:right w:val="single" w:color="000000" w:sz="4" w:space="0"/>
-            </w:tcBorders>
-            <w:shd w:val="clear" w:color="auto" w:fill="FFFFFF"/>
-            <w:vAlign w:val="center"/>
-          </w:tcPr>
-          <w:p>
-            <w:pPr>
-              <w:keepNext w:val="0"/>
-              <w:keepLines w:val="0"/>
-              <w:widowControl/>
-              <w:suppressLineNumbers w:val="0"/>
-              <w:jc w:val="left"/>
-              <w:rPr>
-                <w:b w:val="0"/>
-                <w:color w:val="000000"/>
-              </w:rPr>
-            </w:pPr>
-            <w:r>
-              <w:rPr>
-                <w:rFonts w:ascii="宋体" w:hAnsi="宋体" w:eastAsia="宋体" w:cs="宋体"/>
-                <w:b w:val="0"/>
-                <w:color w:val="000000"/>
-                <w:kern w:val="0"/>
-                <w:sz w:val="24"/>
-                <w:szCs w:val="24"/>
-                <w:lang w:val="en-US" w:eastAsia="zh-CN" w:bidi="ar"/>
-              </w:rPr>
-              <w:t>开始时间</w:t>
-            </w:r>
-          </w:p>
-        </w:tc>
-      </w:tr>
-      <w:tr>
-        <w:tblPrEx>
-          <w:tblBorders>
-            <w:top w:val="none" w:color="auto" w:sz="0" w:space="0"/>
-            <w:left w:val="none" w:color="auto" w:sz="0" w:space="0"/>
-            <w:bottom w:val="none" w:color="auto" w:sz="0" w:space="0"/>
-            <w:right w:val="none" w:color="auto" w:sz="0" w:space="0"/>
-            <w:insideH w:val="none" w:color="auto" w:sz="0" w:space="0"/>
-            <w:insideV w:val="none" w:color="auto" w:sz="0" w:space="0"/>
-          </w:tblBorders>
-          <w:tblCellMar>
-            <w:top w:w="17" w:type="dxa"/>
-            <w:left w:w="17" w:type="dxa"/>
-            <w:bottom w:w="17" w:type="dxa"/>
-            <w:right w:w="17" w:type="dxa"/>
-          </w:tblCellMar>
-        </w:tblPrEx>
-        <w:tc>
-          <w:tcPr>
-            <w:tcW w:w="0" w:type="auto"/>
-            <w:tcBorders>
-              <w:top w:val="single" w:color="000000" w:sz="4" w:space="0"/>
-              <w:left w:val="single" w:color="000000" w:sz="4" w:space="0"/>
-              <w:bottom w:val="single" w:color="000000" w:sz="4" w:space="0"/>
-              <w:right w:val="single" w:color="000000" w:sz="4" w:space="0"/>
-            </w:tcBorders>
-            <w:shd w:val="clear" w:color="auto" w:fill="FFFFFF"/>
-            <w:vAlign w:val="center"/>
-          </w:tcPr>
-          <w:p>
-            <w:pPr>
-              <w:keepNext w:val="0"/>
-              <w:keepLines w:val="0"/>
-              <w:widowControl/>
-              <w:suppressLineNumbers w:val="0"/>
-              <w:jc w:val="left"/>
-              <w:rPr>
-                <w:b w:val="0"/>
-                <w:color w:val="000000"/>
-              </w:rPr>
-            </w:pPr>
-            <w:r>
-              <w:rPr>
-                <w:rFonts w:ascii="宋体" w:hAnsi="宋体" w:eastAsia="宋体" w:cs="宋体"/>
-                <w:b w:val="0"/>
-                <w:color w:val="000000"/>
-                <w:kern w:val="0"/>
-                <w:sz w:val="24"/>
-                <w:szCs w:val="24"/>
-                <w:lang w:val="en-US" w:eastAsia="zh-CN" w:bidi="ar"/>
-              </w:rPr>
-              <w:t>ended_at</w:t>
-            </w:r>
-          </w:p>
-        </w:tc>
-        <w:tc>
-          <w:tcPr>
-            <w:tcW w:w="0" w:type="auto"/>
-            <w:tcBorders>
-              <w:top w:val="single" w:color="000000" w:sz="4" w:space="0"/>
-              <w:left w:val="single" w:color="000000" w:sz="4" w:space="0"/>
-              <w:bottom w:val="single" w:color="000000" w:sz="4" w:space="0"/>
-              <w:right w:val="single" w:color="000000" w:sz="4" w:space="0"/>
-            </w:tcBorders>
-            <w:shd w:val="clear" w:color="auto" w:fill="FFFFFF"/>
-            <w:vAlign w:val="center"/>
-          </w:tcPr>
-          <w:p>
-            <w:pPr>
-              <w:keepNext w:val="0"/>
-              <w:keepLines w:val="0"/>
-              <w:widowControl/>
-              <w:suppressLineNumbers w:val="0"/>
-              <w:jc w:val="left"/>
-              <w:rPr>
-                <w:b w:val="0"/>
-                <w:color w:val="000000"/>
-              </w:rPr>
-            </w:pPr>
-            <w:r>
-              <w:rPr>
-                <w:rFonts w:ascii="宋体" w:hAnsi="宋体" w:eastAsia="宋体" w:cs="宋体"/>
-                <w:b w:val="0"/>
-                <w:color w:val="000000"/>
-                <w:kern w:val="0"/>
-                <w:sz w:val="24"/>
-                <w:szCs w:val="24"/>
-                <w:lang w:val="en-US" w:eastAsia="zh-CN" w:bidi="ar"/>
-              </w:rPr>
-              <w:t>DATETIME</w:t>
-            </w:r>
-          </w:p>
-        </w:tc>
-        <w:tc>
-          <w:tcPr>
-            <w:tcW w:w="0" w:type="auto"/>
-            <w:tcBorders>
-              <w:top w:val="single" w:color="000000" w:sz="4" w:space="0"/>
-              <w:left w:val="single" w:color="000000" w:sz="4" w:space="0"/>
-              <w:bottom w:val="single" w:color="000000" w:sz="4" w:space="0"/>
-              <w:right w:val="single" w:color="000000" w:sz="4" w:space="0"/>
-            </w:tcBorders>
-            <w:shd w:val="clear" w:color="auto" w:fill="FFFFFF"/>
-            <w:vAlign w:val="center"/>
-          </w:tcPr>
-          <w:p>
-            <w:pPr>
-              <w:keepNext w:val="0"/>
-              <w:keepLines w:val="0"/>
-              <w:widowControl/>
-              <w:suppressLineNumbers w:val="0"/>
-              <w:jc w:val="left"/>
-              <w:rPr>
-                <w:b w:val="0"/>
-                <w:color w:val="000000"/>
-              </w:rPr>
-            </w:pPr>
-            <w:r>
-              <w:rPr>
-                <w:rFonts w:ascii="宋体" w:hAnsi="宋体" w:eastAsia="宋体" w:cs="宋体"/>
-                <w:b w:val="0"/>
-                <w:color w:val="000000"/>
-                <w:kern w:val="0"/>
-                <w:sz w:val="24"/>
-                <w:szCs w:val="24"/>
-                <w:lang w:val="en-US" w:eastAsia="zh-CN" w:bidi="ar"/>
-              </w:rPr>
-              <w:t>结束时间</w:t>
-            </w:r>
-          </w:p>
-        </w:tc>
-      </w:tr>
-      <w:tr>
-        <w:tblPrEx>
-          <w:tblBorders>
-            <w:top w:val="none" w:color="auto" w:sz="0" w:space="0"/>
-            <w:left w:val="none" w:color="auto" w:sz="0" w:space="0"/>
-            <w:bottom w:val="none" w:color="auto" w:sz="0" w:space="0"/>
-            <w:right w:val="none" w:color="auto" w:sz="0" w:space="0"/>
-            <w:insideH w:val="none" w:color="auto" w:sz="0" w:space="0"/>
-            <w:insideV w:val="none" w:color="auto" w:sz="0" w:space="0"/>
-          </w:tblBorders>
+          <w:shd w:val="clear" w:color="auto" w:fill="auto"/>
           <w:tblCellMar>
             <w:top w:w="17" w:type="dxa"/>
             <w:left w:w="17" w:type="dxa"/>
@@ -6143,6 +6165,7 @@
     </w:p>
     <w:tbl>
       <w:tblPr>
+        <w:tblStyle w:val="3"/>
         <w:tblW w:w="0" w:type="auto"/>
         <w:tblInd w:w="0" w:type="dxa"/>
         <w:tblBorders>
@@ -6153,7 +6176,7 @@
           <w:insideH w:val="none" w:color="auto" w:sz="0" w:space="0"/>
           <w:insideV w:val="none" w:color="auto" w:sz="0" w:space="0"/>
         </w:tblBorders>
-        <w:shd w:val="clear"/>
+        <w:shd w:val="clear" w:color="auto" w:fill="auto"/>
         <w:tblLayout w:type="autofit"/>
         <w:tblCellMar>
           <w:top w:w="17" w:type="dxa"/>
@@ -6177,6 +6200,7 @@
             <w:insideH w:val="none" w:color="auto" w:sz="0" w:space="0"/>
             <w:insideV w:val="none" w:color="auto" w:sz="0" w:space="0"/>
           </w:tblBorders>
+          <w:shd w:val="clear" w:color="auto" w:fill="auto"/>
           <w:tblCellMar>
             <w:top w:w="17" w:type="dxa"/>
             <w:left w:w="17" w:type="dxa"/>
@@ -6319,6 +6343,7 @@
             <w:insideH w:val="none" w:color="auto" w:sz="0" w:space="0"/>
             <w:insideV w:val="none" w:color="auto" w:sz="0" w:space="0"/>
           </w:tblBorders>
+          <w:shd w:val="clear" w:color="auto" w:fill="auto"/>
           <w:tblCellMar>
             <w:top w:w="17" w:type="dxa"/>
             <w:left w:w="17" w:type="dxa"/>
@@ -6451,6 +6476,7 @@
             <w:insideH w:val="none" w:color="auto" w:sz="0" w:space="0"/>
             <w:insideV w:val="none" w:color="auto" w:sz="0" w:space="0"/>
           </w:tblBorders>
+          <w:shd w:val="clear" w:color="auto" w:fill="auto"/>
           <w:tblCellMar>
             <w:top w:w="17" w:type="dxa"/>
             <w:left w:w="17" w:type="dxa"/>
@@ -6583,6 +6609,7 @@
             <w:insideH w:val="none" w:color="auto" w:sz="0" w:space="0"/>
             <w:insideV w:val="none" w:color="auto" w:sz="0" w:space="0"/>
           </w:tblBorders>
+          <w:shd w:val="clear" w:color="auto" w:fill="auto"/>
           <w:tblCellMar>
             <w:top w:w="17" w:type="dxa"/>
             <w:left w:w="17" w:type="dxa"/>
@@ -6715,6 +6742,7 @@
             <w:insideH w:val="none" w:color="auto" w:sz="0" w:space="0"/>
             <w:insideV w:val="none" w:color="auto" w:sz="0" w:space="0"/>
           </w:tblBorders>
+          <w:shd w:val="clear" w:color="auto" w:fill="auto"/>
           <w:tblCellMar>
             <w:top w:w="17" w:type="dxa"/>
             <w:left w:w="17" w:type="dxa"/>
@@ -6847,6 +6875,7 @@
             <w:insideH w:val="none" w:color="auto" w:sz="0" w:space="0"/>
             <w:insideV w:val="none" w:color="auto" w:sz="0" w:space="0"/>
           </w:tblBorders>
+          <w:shd w:val="clear" w:color="auto" w:fill="auto"/>
           <w:tblCellMar>
             <w:top w:w="17" w:type="dxa"/>
             <w:left w:w="17" w:type="dxa"/>
@@ -6979,7 +7008,7 @@
             <w:insideH w:val="none" w:color="auto" w:sz="0" w:space="0"/>
             <w:insideV w:val="none" w:color="auto" w:sz="0" w:space="0"/>
           </w:tblBorders>
-          <w:shd w:val="clear"/>
+          <w:shd w:val="clear" w:color="auto" w:fill="auto"/>
           <w:tblCellMar>
             <w:top w:w="17" w:type="dxa"/>
             <w:left w:w="17" w:type="dxa"/>
@@ -7112,6 +7141,7 @@
             <w:insideH w:val="none" w:color="auto" w:sz="0" w:space="0"/>
             <w:insideV w:val="none" w:color="auto" w:sz="0" w:space="0"/>
           </w:tblBorders>
+          <w:shd w:val="clear" w:color="auto" w:fill="auto"/>
           <w:tblCellMar>
             <w:top w:w="17" w:type="dxa"/>
             <w:left w:w="17" w:type="dxa"/>
@@ -7244,6 +7274,7 @@
             <w:insideH w:val="none" w:color="auto" w:sz="0" w:space="0"/>
             <w:insideV w:val="none" w:color="auto" w:sz="0" w:space="0"/>
           </w:tblBorders>
+          <w:shd w:val="clear" w:color="auto" w:fill="auto"/>
           <w:tblCellMar>
             <w:top w:w="17" w:type="dxa"/>
             <w:left w:w="17" w:type="dxa"/>
@@ -7376,6 +7407,7 @@
             <w:insideH w:val="none" w:color="auto" w:sz="0" w:space="0"/>
             <w:insideV w:val="none" w:color="auto" w:sz="0" w:space="0"/>
           </w:tblBorders>
+          <w:shd w:val="clear" w:color="auto" w:fill="auto"/>
           <w:tblCellMar>
             <w:top w:w="17" w:type="dxa"/>
             <w:left w:w="17" w:type="dxa"/>
@@ -7508,6 +7540,7 @@
             <w:insideH w:val="none" w:color="auto" w:sz="0" w:space="0"/>
             <w:insideV w:val="none" w:color="auto" w:sz="0" w:space="0"/>
           </w:tblBorders>
+          <w:shd w:val="clear" w:color="auto" w:fill="auto"/>
           <w:tblCellMar>
             <w:top w:w="17" w:type="dxa"/>
             <w:left w:w="17" w:type="dxa"/>
@@ -7640,6 +7673,7 @@
             <w:insideH w:val="none" w:color="auto" w:sz="0" w:space="0"/>
             <w:insideV w:val="none" w:color="auto" w:sz="0" w:space="0"/>
           </w:tblBorders>
+          <w:shd w:val="clear" w:color="auto" w:fill="auto"/>
           <w:tblCellMar>
             <w:top w:w="17" w:type="dxa"/>
             <w:left w:w="17" w:type="dxa"/>
@@ -7822,6 +7856,104 @@
             </a:graphic>
           </wp:inline>
         </w:drawing>
+      </w:r>
+    </w:p>
+    <w:p/>
+    <w:p>
+      <w:pPr>
+        <w:rPr>
+          <w:rFonts w:hint="default" w:eastAsiaTheme="minorEastAsia"/>
+          <w:lang w:val="en-US" w:eastAsia="zh-CN"/>
+        </w:rPr>
+      </w:pPr>
+      <w:r>
+        <w:rPr>
+          <w:rFonts w:hint="eastAsia"/>
+          <w:lang w:val="en-US" w:eastAsia="zh-CN"/>
+        </w:rPr>
+        <w:t>导入数据库时将配置中的账号密码更改为自己的数据库账号密码</w:t>
+      </w:r>
+    </w:p>
+    <w:p>
+      <w:r>
+        <w:drawing>
+          <wp:inline distT="0" distB="0" distL="114300" distR="114300">
+            <wp:extent cx="5920105" cy="2893695"/>
+            <wp:effectExtent l="0" t="0" r="4445" b="1905"/>
+            <wp:docPr id="2" name="图片 1"/>
+            <wp:cNvGraphicFramePr>
+              <a:graphicFrameLocks xmlns:a="http://schemas.openxmlformats.org/drawingml/2006/main" noChangeAspect="1"/>
+            </wp:cNvGraphicFramePr>
+            <a:graphic xmlns:a="http://schemas.openxmlformats.org/drawingml/2006/main">
+              <a:graphicData uri="http://schemas.openxmlformats.org/drawingml/2006/picture">
+                <pic:pic xmlns:pic="http://schemas.openxmlformats.org/drawingml/2006/picture">
+                  <pic:nvPicPr>
+                    <pic:cNvPr id="2" name="图片 1"/>
+                    <pic:cNvPicPr>
+                      <a:picLocks noChangeAspect="1"/>
+                    </pic:cNvPicPr>
+                  </pic:nvPicPr>
+                  <pic:blipFill>
+                    <a:blip r:embed="rId5"/>
+                    <a:stretch>
+                      <a:fillRect/>
+                    </a:stretch>
+                  </pic:blipFill>
+                  <pic:spPr>
+                    <a:xfrm>
+                      <a:off x="0" y="0"/>
+                      <a:ext cx="5920105" cy="2893695"/>
+                    </a:xfrm>
+                    <a:prstGeom prst="rect">
+                      <a:avLst/>
+                    </a:prstGeom>
+                    <a:noFill/>
+                    <a:ln>
+                      <a:noFill/>
+                    </a:ln>
+                  </pic:spPr>
+                </pic:pic>
+              </a:graphicData>
+            </a:graphic>
+          </wp:inline>
+        </w:drawing>
+      </w:r>
+    </w:p>
+    <w:p/>
+    <w:p>
+      <w:pPr>
+        <w:rPr>
+          <w:rFonts w:hint="eastAsia"/>
+        </w:rPr>
+      </w:pPr>
+      <w:r>
+        <w:rPr>
+          <w:rFonts w:hint="eastAsia"/>
+        </w:rPr>
+        <w:t>CREATE DATABASE IF NOT EXISTS snake_game CHARACTER SET utf8mb4 COLLATE utf8mb4_unicode_ci;</w:t>
+      </w:r>
+    </w:p>
+    <w:p>
+      <w:pPr>
+        <w:rPr>
+          <w:rFonts w:hint="default" w:eastAsiaTheme="minorEastAsia"/>
+          <w:lang w:val="en-US" w:eastAsia="zh-CN"/>
+        </w:rPr>
+      </w:pPr>
+    </w:p>
+    <w:p>
+      <w:pPr>
+        <w:rPr>
+          <w:rFonts w:hint="default" w:eastAsiaTheme="minorEastAsia"/>
+          <w:lang w:val="en-US" w:eastAsia="zh-CN"/>
+        </w:rPr>
+      </w:pPr>
+      <w:r>
+        <w:rPr>
+          <w:rFonts w:hint="eastAsia"/>
+          <w:lang w:val="en-US" w:eastAsia="zh-CN"/>
+        </w:rPr>
+        <w:t>手动建库语句，随后运行后端即可自行建表</w:t>
       </w:r>
       <w:bookmarkStart w:id="0" w:name="_GoBack"/>
       <w:bookmarkEnd w:id="0"/>
